--- a/docs/final-delivery/System Architecture Report.docx
+++ b/docs/final-delivery/System Architecture Report.docx
@@ -321,7 +321,7 @@
         <w:t>Observed in code/config:</w:t>
       </w:r>
       <w:r>
-        <w:t xml:space="preserve"> The base stack is defined in docker-compose.yml. The full-stack release can add OVOS through scripts/release/docker-compose.ovos.yml or the OVOS repository compose file under /home/ubuntu/ovos-llm.</w:t>
+        <w:t xml:space="preserve"> The GitHub production base stack is defined in docker-compose.yml. The full-stack release notes describe an embedded OVOS runtime/skill directory under ovos-stack, while the separate OVOS-EnMS repository provides its own Compose and skill source.</w:t>
       </w:r>
     </w:p>
     <w:p>
@@ -548,7 +548,7 @@
                 <w:b w:val="0"/>
                 <w:sz w:val="17"/>
               </w:rPr>
-              <w:t>/home/ubuntu/ovos-llm/enms-ovos-skill/enms_ovos_skill/__init__.py</w:t>
+              <w:t>OVOS-EnMS repository: enms-ovos-skill/enms_ovos_skill/__init__.py</w:t>
             </w:r>
           </w:p>
         </w:tc>
@@ -598,7 +598,7 @@
                 <w:b w:val="0"/>
                 <w:sz w:val="17"/>
               </w:rPr>
-              <w:t>README.md; docs/README.md; docs/OPERATIONS_RUNBOOK.md</w:t>
+              <w:t>README.md; verify.sh; releases/HumanEnerDIA-full-stack-v1.0.0-release-notes.md</w:t>
             </w:r>
           </w:p>
         </w:tc>
@@ -1374,88 +1374,6 @@
                 <w:sz w:val="17"/>
               </w:rPr>
               <w:t>Yes</w:t>
-            </w:r>
-          </w:p>
-        </w:tc>
-      </w:tr>
-      <w:tr>
-        <w:tc>
-          <w:tcPr>
-            <w:tcW w:type="dxa" w:w="2074"/>
-            <w:vAlign w:val="top"/>
-          </w:tcPr>
-          <w:p>
-            <w:r/>
-            <w:r>
-              <w:rPr>
-                <w:b w:val="0"/>
-                <w:sz w:val="17"/>
-              </w:rPr>
-              <w:t>query-service</w:t>
-            </w:r>
-          </w:p>
-        </w:tc>
-        <w:tc>
-          <w:tcPr>
-            <w:tcW w:type="dxa" w:w="2074"/>
-            <w:vAlign w:val="top"/>
-          </w:tcPr>
-          <w:p>
-            <w:r/>
-            <w:r>
-              <w:rPr>
-                <w:b w:val="0"/>
-                <w:sz w:val="17"/>
-              </w:rPr>
-              <w:t>build ./query-service</w:t>
-            </w:r>
-          </w:p>
-        </w:tc>
-        <w:tc>
-          <w:tcPr>
-            <w:tcW w:type="dxa" w:w="2074"/>
-            <w:vAlign w:val="top"/>
-          </w:tcPr>
-          <w:p>
-            <w:r/>
-            <w:r>
-              <w:rPr>
-                <w:b w:val="0"/>
-                <w:sz w:val="17"/>
-              </w:rPr>
-              <w:t>8002</w:t>
-            </w:r>
-          </w:p>
-        </w:tc>
-        <w:tc>
-          <w:tcPr>
-            <w:tcW w:type="dxa" w:w="2074"/>
-            <w:vAlign w:val="top"/>
-          </w:tcPr>
-          <w:p>
-            <w:r/>
-            <w:r>
-              <w:rPr>
-                <w:b w:val="0"/>
-                <w:sz w:val="17"/>
-              </w:rPr>
-              <w:t>Reserved placeholder; healthcheck disabled and not a readiness signal</w:t>
-            </w:r>
-          </w:p>
-        </w:tc>
-        <w:tc>
-          <w:tcPr>
-            <w:tcW w:type="dxa" w:w="2074"/>
-            <w:vAlign w:val="top"/>
-          </w:tcPr>
-          <w:p>
-            <w:r/>
-            <w:r>
-              <w:rPr>
-                <w:b w:val="0"/>
-                <w:sz w:val="17"/>
-              </w:rPr>
-              <w:t>No</w:t>
             </w:r>
           </w:p>
         </w:tc>
@@ -2602,7 +2520,7 @@
                 <w:b w:val="0"/>
                 <w:sz w:val="17"/>
               </w:rPr>
-              <w:t>Available when OVOS stack/overlay is deployed</w:t>
+              <w:t>Available when the separate OVOS-EnMS stack or release-bundle component is deployed</w:t>
             </w:r>
           </w:p>
         </w:tc>
@@ -2752,7 +2670,7 @@
                 <w:b w:val="0"/>
                 <w:sz w:val="17"/>
               </w:rPr>
-              <w:t>/home/ubuntu/ovos-llm/enms-ovos-skill/bridge/ovos_rest_bridge.py</w:t>
+              <w:t>OVOS-EnMS repository: enms-ovos-skill/bridge/ovos_rest_bridge.py</w:t>
             </w:r>
           </w:p>
         </w:tc>
@@ -2951,40 +2869,6 @@
                 <w:b w:val="0"/>
                 <w:sz w:val="17"/>
               </w:rPr>
-              <w:t>query-service</w:t>
-            </w:r>
-          </w:p>
-        </w:tc>
-        <w:tc>
-          <w:tcPr>
-            <w:tcW w:type="dxa" w:w="5184"/>
-            <w:vAlign w:val="top"/>
-          </w:tcPr>
-          <w:p>
-            <w:r/>
-            <w:r>
-              <w:rPr>
-                <w:b w:val="0"/>
-                <w:sz w:val="17"/>
-              </w:rPr>
-              <w:t>Placeholder only; Docker service exists, healthcheck disabled, and it is excluded from release readiness expectations.</w:t>
-            </w:r>
-          </w:p>
-        </w:tc>
-      </w:tr>
-      <w:tr>
-        <w:tc>
-          <w:tcPr>
-            <w:tcW w:type="dxa" w:w="5184"/>
-            <w:vAlign w:val="top"/>
-          </w:tcPr>
-          <w:p>
-            <w:r/>
-            <w:r>
-              <w:rPr>
-                <w:b w:val="0"/>
-                <w:sz w:val="17"/>
-              </w:rPr>
               <w:t>Runtime verification</w:t>
             </w:r>
           </w:p>
@@ -3019,6 +2903,40 @@
                 <w:b w:val="0"/>
                 <w:sz w:val="17"/>
               </w:rPr>
+              <w:t>OVOS deployment boundary</w:t>
+            </w:r>
+          </w:p>
+        </w:tc>
+        <w:tc>
+          <w:tcPr>
+            <w:tcW w:type="dxa" w:w="5184"/>
+            <w:vAlign w:val="top"/>
+          </w:tcPr>
+          <w:p>
+            <w:r/>
+            <w:r>
+              <w:rPr>
+                <w:b w:val="0"/>
+                <w:sz w:val="17"/>
+              </w:rPr>
+              <w:t>The GitHub production base docker-compose.yml does not define an OVOS service. OVOS-EnMS is documented as a separate source repository and as an embedded component in the full-stack release archive.</w:t>
+            </w:r>
+          </w:p>
+        </w:tc>
+      </w:tr>
+      <w:tr>
+        <w:tc>
+          <w:tcPr>
+            <w:tcW w:type="dxa" w:w="5184"/>
+            <w:vAlign w:val="top"/>
+          </w:tcPr>
+          <w:p>
+            <w:r/>
+            <w:r>
+              <w:rPr>
+                <w:b w:val="0"/>
+                <w:sz w:val="17"/>
+              </w:rPr>
               <w:t>OVOS release artifact</w:t>
             </w:r>
           </w:p>
@@ -3035,7 +2953,7 @@
                 <w:b w:val="0"/>
                 <w:sz w:val="17"/>
               </w:rPr>
-              <w:t>The OVOS source tree may contain local GGUF model files, but release notes state optional GGUF weights are not bundled by default.</w:t>
+              <w:t>Release notes state optional GGUF model weights are not bundled by default.</w:t>
             </w:r>
           </w:p>
         </w:tc>
@@ -3288,7 +3206,7 @@
                 <w:b w:val="0"/>
                 <w:sz w:val="17"/>
               </w:rPr>
-              <w:t>OVOS overlay</w:t>
+              <w:t>OVOS deployment boundary</w:t>
             </w:r>
           </w:p>
         </w:tc>
@@ -3304,7 +3222,7 @@
                 <w:b w:val="0"/>
                 <w:sz w:val="17"/>
               </w:rPr>
-              <w:t>scripts/release/docker-compose.ovos.yml</w:t>
+              <w:t>releases/HumanEnerDIA-full-stack-v1.0.0-release-notes.md</w:t>
             </w:r>
           </w:p>
         </w:tc>
@@ -3440,7 +3358,7 @@
                 <w:b w:val="0"/>
                 <w:sz w:val="17"/>
               </w:rPr>
-              <w:t>/home/ubuntu/ovos-llm/enms-ovos-skill/bridge/ovos_rest_bridge.py; /home/ubuntu/ovos-llm/enms-ovos-skill/enms_ovos_skill/__init__.py</w:t>
+              <w:t>OVOS-EnMS repository: enms-ovos-skill/bridge/ovos_rest_bridge.py; OVOS-EnMS repository: enms-ovos-skill/enms_ovos_skill/__init__.py</w:t>
             </w:r>
           </w:p>
         </w:tc>
@@ -3474,7 +3392,7 @@
                 <w:b w:val="0"/>
                 <w:sz w:val="17"/>
               </w:rPr>
-              <w:t>docker compose config --quiet returned success for /home/ubuntu/humanergy and /home/ubuntu/ovos-llm</w:t>
+              <w:t>docker compose config --quiet returned success for the HumanEnerDIA production tree and the OVOS-EnMS repository compose file</w:t>
             </w:r>
           </w:p>
         </w:tc>

--- a/docs/final-delivery/System Architecture Report.docx
+++ b/docs/final-delivery/System Architecture Report.docx
@@ -38,13 +38,13 @@
         <w:tblLook w:firstColumn="1" w:firstRow="1" w:lastColumn="0" w:lastRow="0" w:noHBand="0" w:noVBand="1" w:val="04A0"/>
       </w:tblPr>
       <w:tblGrid>
-        <w:gridCol w:w="5184"/>
-        <w:gridCol w:w="5184"/>
+        <w:gridCol w:w="5328"/>
+        <w:gridCol w:w="5328"/>
       </w:tblGrid>
       <w:tr>
         <w:tc>
           <w:tcPr>
-            <w:tcW w:type="dxa" w:w="5184"/>
+            <w:tcW w:type="dxa" w:w="5328"/>
             <w:vAlign w:val="top"/>
             <w:shd w:fill="E2E8F0"/>
           </w:tcPr>
@@ -61,7 +61,7 @@
         </w:tc>
         <w:tc>
           <w:tcPr>
-            <w:tcW w:type="dxa" w:w="5184"/>
+            <w:tcW w:type="dxa" w:w="5328"/>
             <w:vAlign w:val="top"/>
           </w:tcPr>
           <w:p>
@@ -71,7 +71,7 @@
                 <w:b w:val="0"/>
                 <w:sz w:val="17"/>
               </w:rPr>
-              <w:t>1.0</w:t>
+              <w:t>1.1</w:t>
             </w:r>
           </w:p>
         </w:tc>
@@ -79,7 +79,7 @@
       <w:tr>
         <w:tc>
           <w:tcPr>
-            <w:tcW w:type="dxa" w:w="5184"/>
+            <w:tcW w:type="dxa" w:w="5328"/>
             <w:vAlign w:val="top"/>
             <w:shd w:fill="E2E8F0"/>
           </w:tcPr>
@@ -96,7 +96,7 @@
         </w:tc>
         <w:tc>
           <w:tcPr>
-            <w:tcW w:type="dxa" w:w="5184"/>
+            <w:tcW w:type="dxa" w:w="5328"/>
             <w:vAlign w:val="top"/>
           </w:tcPr>
           <w:p>
@@ -106,7 +106,7 @@
                 <w:b w:val="0"/>
                 <w:sz w:val="17"/>
               </w:rPr>
-              <w:t>2026-06-08</w:t>
+              <w:t>2026-06-09</w:t>
             </w:r>
           </w:p>
         </w:tc>
@@ -114,7 +114,7 @@
       <w:tr>
         <w:tc>
           <w:tcPr>
-            <w:tcW w:type="dxa" w:w="5184"/>
+            <w:tcW w:type="dxa" w:w="5328"/>
             <w:vAlign w:val="top"/>
             <w:shd w:fill="E2E8F0"/>
           </w:tcPr>
@@ -131,7 +131,7 @@
         </w:tc>
         <w:tc>
           <w:tcPr>
-            <w:tcW w:type="dxa" w:w="5184"/>
+            <w:tcW w:type="dxa" w:w="5328"/>
             <w:vAlign w:val="top"/>
           </w:tcPr>
           <w:p>
@@ -141,7 +141,7 @@
                 <w:b w:val="0"/>
                 <w:sz w:val="17"/>
               </w:rPr>
-              <w:t>Final delivery documentation package</w:t>
+              <w:t>Final stakeholder-ready documentation package</w:t>
             </w:r>
           </w:p>
         </w:tc>
@@ -149,7 +149,7 @@
       <w:tr>
         <w:tc>
           <w:tcPr>
-            <w:tcW w:type="dxa" w:w="5184"/>
+            <w:tcW w:type="dxa" w:w="5328"/>
             <w:vAlign w:val="top"/>
             <w:shd w:fill="E2E8F0"/>
           </w:tcPr>
@@ -166,7 +166,7 @@
         </w:tc>
         <w:tc>
           <w:tcPr>
-            <w:tcW w:type="dxa" w:w="5184"/>
+            <w:tcW w:type="dxa" w:w="5328"/>
             <w:vAlign w:val="top"/>
           </w:tcPr>
           <w:p>
@@ -184,7 +184,7 @@
       <w:tr>
         <w:tc>
           <w:tcPr>
-            <w:tcW w:type="dxa" w:w="5184"/>
+            <w:tcW w:type="dxa" w:w="5328"/>
             <w:vAlign w:val="top"/>
             <w:shd w:fill="E2E8F0"/>
           </w:tcPr>
@@ -201,7 +201,7 @@
         </w:tc>
         <w:tc>
           <w:tcPr>
-            <w:tcW w:type="dxa" w:w="5184"/>
+            <w:tcW w:type="dxa" w:w="5328"/>
             <w:vAlign w:val="top"/>
           </w:tcPr>
           <w:p>
@@ -226,7 +226,7 @@
         <w:rPr>
           <w:b/>
         </w:rPr>
-        <w:t xml:space="preserve">Evidence rule: </w:t>
+        <w:t xml:space="preserve">Source basis: </w:t>
       </w:r>
       <w:r>
         <w:t>Claims are tied to local source code, Docker configuration, SQL initialization files, and verified compose validation.</w:t>
@@ -257,37 +257,57 @@
     </w:p>
     <w:p>
       <w:r>
-        <w:t>3. Runtime Services</w:t>
+        <w:t>3. Component Responsibilities</w:t>
       </w:r>
     </w:p>
     <w:p>
       <w:r>
-        <w:t>4. Data And Message Flow</w:t>
+        <w:t>4. Runtime Services</w:t>
       </w:r>
     </w:p>
     <w:p>
       <w:r>
-        <w:t>5. External And Internal Interfaces</w:t>
+        <w:t>5. Dependency And Request Flow</w:t>
       </w:r>
     </w:p>
     <w:p>
       <w:r>
-        <w:t>6. OVOS-EnMS Integration</w:t>
+        <w:t>6. Data And Message Flow</w:t>
       </w:r>
     </w:p>
     <w:p>
       <w:r>
-        <w:t>7. Security And Operational Considerations</w:t>
+        <w:t>7. External And Internal Interfaces</w:t>
       </w:r>
     </w:p>
     <w:p>
       <w:r>
-        <w:t>8. Limitations And Assumptions</w:t>
+        <w:t>8. OVOS-EnMS Integration</w:t>
       </w:r>
     </w:p>
     <w:p>
       <w:r>
-        <w:t>9. Evidence References</w:t>
+        <w:t>9. Deployment Variants And Boundaries</w:t>
+      </w:r>
+    </w:p>
+    <w:p>
+      <w:r>
+        <w:t>10. Security And Network Boundaries</w:t>
+      </w:r>
+    </w:p>
+    <w:p>
+      <w:r>
+        <w:t>11. Operational Risks</w:t>
+      </w:r>
+    </w:p>
+    <w:p>
+      <w:r>
+        <w:t>12. Limitations And Assumptions</w:t>
+      </w:r>
+    </w:p>
+    <w:p>
+      <w:r>
+        <w:t>13. Source References</w:t>
       </w:r>
     </w:p>
     <w:p>
@@ -321,7 +341,7 @@
         <w:t>Observed in code/config:</w:t>
       </w:r>
       <w:r>
-        <w:t xml:space="preserve"> The GitHub production base stack is defined in docker-compose.yml. The full-stack release notes describe an embedded OVOS runtime/skill directory under ovos-stack, while the separate OVOS-EnMS repository provides its own Compose and skill source.</w:t>
+        <w:t xml:space="preserve"> The GitHub production base stack is defined in docker-compose.yml and does not include an OVOS service. The separate OVOS-EnMS repository provides the OVOS Compose file, bridge, skill, parser, validator, API client, and response formatting source.</w:t>
       </w:r>
     </w:p>
     <w:p>
@@ -336,7 +356,7 @@
       <w:r>
         <w:drawing>
           <wp:inline xmlns:a="http://schemas.openxmlformats.org/drawingml/2006/main" xmlns:pic="http://schemas.openxmlformats.org/drawingml/2006/picture">
-            <wp:extent cx="6126480" cy="3675888"/>
+            <wp:extent cx="6583680" cy="3950208"/>
             <wp:docPr id="1" name="Picture 1"/>
             <wp:cNvGraphicFramePr>
               <a:graphicFrameLocks noChangeAspect="1"/>
@@ -357,7 +377,7 @@
                   <pic:spPr>
                     <a:xfrm>
                       <a:off x="0" y="0"/>
-                      <a:ext cx="6126480" cy="3675888"/>
+                      <a:ext cx="6583680" cy="3950208"/>
                     </a:xfrm>
                     <a:prstGeom prst="rect"/>
                   </pic:spPr>
@@ -393,17 +413,18 @@
         <w:tblLook w:firstColumn="1" w:firstRow="1" w:lastColumn="0" w:lastRow="0" w:noHBand="0" w:noVBand="1" w:val="04A0"/>
       </w:tblPr>
       <w:tblGrid>
-        <w:gridCol w:w="3456"/>
-        <w:gridCol w:w="3456"/>
-        <w:gridCol w:w="3456"/>
+        <w:gridCol w:w="3552"/>
+        <w:gridCol w:w="3552"/>
+        <w:gridCol w:w="3552"/>
       </w:tblGrid>
       <w:tr>
         <w:trPr>
           <w:tblHeader w:val="true"/>
+          <w:cantSplit/>
         </w:trPr>
         <w:tc>
           <w:tcPr>
-            <w:tcW w:type="dxa" w:w="3456"/>
+            <w:tcW w:type="dxa" w:w="3552"/>
             <w:vAlign w:val="top"/>
             <w:shd w:fill="D9EAF7"/>
           </w:tcPr>
@@ -420,7 +441,7 @@
         </w:tc>
         <w:tc>
           <w:tcPr>
-            <w:tcW w:type="dxa" w:w="3456"/>
+            <w:tcW w:type="dxa" w:w="3552"/>
             <w:vAlign w:val="top"/>
             <w:shd w:fill="D9EAF7"/>
           </w:tcPr>
@@ -437,7 +458,7 @@
         </w:tc>
         <w:tc>
           <w:tcPr>
-            <w:tcW w:type="dxa" w:w="3456"/>
+            <w:tcW w:type="dxa" w:w="3552"/>
             <w:vAlign w:val="top"/>
             <w:shd w:fill="D9EAF7"/>
           </w:tcPr>
@@ -454,9 +475,12 @@
         </w:tc>
       </w:tr>
       <w:tr>
+        <w:trPr>
+          <w:cantSplit/>
+        </w:trPr>
         <w:tc>
           <w:tcPr>
-            <w:tcW w:type="dxa" w:w="3456"/>
+            <w:tcW w:type="dxa" w:w="3552"/>
             <w:vAlign w:val="top"/>
           </w:tcPr>
           <w:p>
@@ -472,7 +496,7 @@
         </w:tc>
         <w:tc>
           <w:tcPr>
-            <w:tcW w:type="dxa" w:w="3456"/>
+            <w:tcW w:type="dxa" w:w="3552"/>
             <w:vAlign w:val="top"/>
           </w:tcPr>
           <w:p>
@@ -488,7 +512,7 @@
         </w:tc>
         <w:tc>
           <w:tcPr>
-            <w:tcW w:type="dxa" w:w="3456"/>
+            <w:tcW w:type="dxa" w:w="3552"/>
             <w:vAlign w:val="top"/>
           </w:tcPr>
           <w:p>
@@ -504,9 +528,697 @@
         </w:tc>
       </w:tr>
       <w:tr>
+        <w:trPr>
+          <w:cantSplit/>
+        </w:trPr>
         <w:tc>
           <w:tcPr>
-            <w:tcW w:type="dxa" w:w="3456"/>
+            <w:tcW w:type="dxa" w:w="3552"/>
+            <w:vAlign w:val="top"/>
+          </w:tcPr>
+          <w:p>
+            <w:pPr>
+              <w:keepNext/>
+            </w:pPr>
+            <w:r/>
+            <w:r>
+              <w:rPr>
+                <w:b w:val="0"/>
+                <w:sz w:val="17"/>
+              </w:rPr>
+              <w:t>OVOS-EnMS</w:t>
+            </w:r>
+          </w:p>
+        </w:tc>
+        <w:tc>
+          <w:tcPr>
+            <w:tcW w:type="dxa" w:w="3552"/>
+            <w:vAlign w:val="top"/>
+          </w:tcPr>
+          <w:p>
+            <w:pPr>
+              <w:keepNext/>
+            </w:pPr>
+            <w:r/>
+            <w:r>
+              <w:rPr>
+                <w:b w:val="0"/>
+                <w:sz w:val="17"/>
+              </w:rPr>
+              <w:t>OVOS runtime, REST bridge, messagebus, EnMS skill, parser, validator, API client, response formatter</w:t>
+            </w:r>
+          </w:p>
+        </w:tc>
+        <w:tc>
+          <w:tcPr>
+            <w:tcW w:type="dxa" w:w="3552"/>
+            <w:vAlign w:val="top"/>
+          </w:tcPr>
+          <w:p>
+            <w:pPr>
+              <w:keepNext/>
+            </w:pPr>
+            <w:r/>
+            <w:r>
+              <w:rPr>
+                <w:b w:val="0"/>
+                <w:sz w:val="17"/>
+              </w:rPr>
+              <w:t>OVOS-EnMS repository: enms-ovos-skill/enms_ovos_skill/__init__.py</w:t>
+            </w:r>
+          </w:p>
+        </w:tc>
+      </w:tr>
+      <w:tr>
+        <w:trPr>
+          <w:cantSplit/>
+        </w:trPr>
+        <w:tc>
+          <w:tcPr>
+            <w:tcW w:type="dxa" w:w="3552"/>
+            <w:vAlign w:val="top"/>
+          </w:tcPr>
+          <w:p>
+            <w:r/>
+            <w:r>
+              <w:rPr>
+                <w:b w:val="0"/>
+                <w:sz w:val="17"/>
+              </w:rPr>
+              <w:t>External users/integrators</w:t>
+            </w:r>
+          </w:p>
+        </w:tc>
+        <w:tc>
+          <w:tcPr>
+            <w:tcW w:type="dxa" w:w="3552"/>
+            <w:vAlign w:val="top"/>
+          </w:tcPr>
+          <w:p>
+            <w:r/>
+            <w:r>
+              <w:rPr>
+                <w:b w:val="0"/>
+                <w:sz w:val="17"/>
+              </w:rPr>
+              <w:t>Browser users, API clients, OVOS clients, operators, WASABI reviewers</w:t>
+            </w:r>
+          </w:p>
+        </w:tc>
+        <w:tc>
+          <w:tcPr>
+            <w:tcW w:type="dxa" w:w="3552"/>
+            <w:vAlign w:val="top"/>
+          </w:tcPr>
+          <w:p>
+            <w:r/>
+            <w:r>
+              <w:rPr>
+                <w:b w:val="0"/>
+                <w:sz w:val="17"/>
+              </w:rPr>
+              <w:t>README.md; verify.sh; docs/final-delivery/</w:t>
+            </w:r>
+          </w:p>
+        </w:tc>
+      </w:tr>
+    </w:tbl>
+    <w:p/>
+    <w:p>
+      <w:pPr>
+        <w:pStyle w:val="Heading1"/>
+      </w:pPr>
+      <w:r>
+        <w:t>Component Responsibilities</w:t>
+      </w:r>
+    </w:p>
+    <w:p>
+      <w:r>
+        <w:t>The architecture separates gateway, domain API, storage, ingestion, visualization, simulation, authentication, text-help chatbot, and voice/natural-language assistant concerns. This separation is visible in the Compose service list and in the route/service/module layout.</w:t>
+      </w:r>
+    </w:p>
+    <w:tbl>
+      <w:tblPr>
+        <w:tblStyle w:val="TableGrid"/>
+        <w:tblW w:type="auto" w:w="0"/>
+        <w:jc w:val="center"/>
+        <w:tblLook w:firstColumn="1" w:firstRow="1" w:lastColumn="0" w:lastRow="0" w:noHBand="0" w:noVBand="1" w:val="04A0"/>
+      </w:tblPr>
+      <w:tblGrid>
+        <w:gridCol w:w="3552"/>
+        <w:gridCol w:w="3552"/>
+        <w:gridCol w:w="3552"/>
+      </w:tblGrid>
+      <w:tr>
+        <w:trPr>
+          <w:tblHeader w:val="true"/>
+          <w:cantSplit/>
+        </w:trPr>
+        <w:tc>
+          <w:tcPr>
+            <w:tcW w:type="dxa" w:w="3552"/>
+            <w:vAlign w:val="top"/>
+            <w:shd w:fill="D9EAF7"/>
+          </w:tcPr>
+          <w:p>
+            <w:r/>
+            <w:r>
+              <w:rPr>
+                <w:b/>
+                <w:sz w:val="17"/>
+              </w:rPr>
+              <w:t>Component</w:t>
+            </w:r>
+          </w:p>
+        </w:tc>
+        <w:tc>
+          <w:tcPr>
+            <w:tcW w:type="dxa" w:w="3552"/>
+            <w:vAlign w:val="top"/>
+            <w:shd w:fill="D9EAF7"/>
+          </w:tcPr>
+          <w:p>
+            <w:r/>
+            <w:r>
+              <w:rPr>
+                <w:b/>
+                <w:sz w:val="17"/>
+              </w:rPr>
+              <w:t>Responsibility</w:t>
+            </w:r>
+          </w:p>
+        </w:tc>
+        <w:tc>
+          <w:tcPr>
+            <w:tcW w:type="dxa" w:w="3552"/>
+            <w:vAlign w:val="top"/>
+            <w:shd w:fill="D9EAF7"/>
+          </w:tcPr>
+          <w:p>
+            <w:r/>
+            <w:r>
+              <w:rPr>
+                <w:b/>
+                <w:sz w:val="17"/>
+              </w:rPr>
+              <w:t>Source basis</w:t>
+            </w:r>
+          </w:p>
+        </w:tc>
+      </w:tr>
+      <w:tr>
+        <w:trPr>
+          <w:cantSplit/>
+        </w:trPr>
+        <w:tc>
+          <w:tcPr>
+            <w:tcW w:type="dxa" w:w="3552"/>
+            <w:vAlign w:val="top"/>
+          </w:tcPr>
+          <w:p>
+            <w:r/>
+            <w:r>
+              <w:rPr>
+                <w:b w:val="0"/>
+                <w:sz w:val="17"/>
+              </w:rPr>
+              <w:t>Nginx</w:t>
+            </w:r>
+          </w:p>
+        </w:tc>
+        <w:tc>
+          <w:tcPr>
+            <w:tcW w:type="dxa" w:w="3552"/>
+            <w:vAlign w:val="top"/>
+          </w:tcPr>
+          <w:p>
+            <w:r/>
+            <w:r>
+              <w:rPr>
+                <w:b w:val="0"/>
+                <w:sz w:val="17"/>
+              </w:rPr>
+              <w:t>Public HTTP gateway, static portal host, reverse proxy, and health endpoint.</w:t>
+            </w:r>
+          </w:p>
+        </w:tc>
+        <w:tc>
+          <w:tcPr>
+            <w:tcW w:type="dxa" w:w="3552"/>
+            <w:vAlign w:val="top"/>
+          </w:tcPr>
+          <w:p>
+            <w:r/>
+            <w:r>
+              <w:rPr>
+                <w:b w:val="0"/>
+                <w:sz w:val="17"/>
+              </w:rPr>
+              <w:t>Configured service and routing rules in docker-compose.yml and nginx/conf.d/default.conf.</w:t>
+            </w:r>
+          </w:p>
+        </w:tc>
+      </w:tr>
+      <w:tr>
+        <w:trPr>
+          <w:cantSplit/>
+        </w:trPr>
+        <w:tc>
+          <w:tcPr>
+            <w:tcW w:type="dxa" w:w="3552"/>
+            <w:vAlign w:val="top"/>
+          </w:tcPr>
+          <w:p>
+            <w:r/>
+            <w:r>
+              <w:rPr>
+                <w:b w:val="0"/>
+                <w:sz w:val="17"/>
+              </w:rPr>
+              <w:t>Analytics</w:t>
+            </w:r>
+          </w:p>
+        </w:tc>
+        <w:tc>
+          <w:tcPr>
+            <w:tcW w:type="dxa" w:w="3552"/>
+            <w:vAlign w:val="top"/>
+          </w:tcPr>
+          <w:p>
+            <w:r/>
+            <w:r>
+              <w:rPr>
+                <w:b w:val="0"/>
+                <w:sz w:val="17"/>
+              </w:rPr>
+              <w:t>Primary EnMS domain API: KPIs, baselines, forecasts, anomalies, reports, ISO 50001, machine/time-series data, OVOS proxy paths.</w:t>
+            </w:r>
+          </w:p>
+        </w:tc>
+        <w:tc>
+          <w:tcPr>
+            <w:tcW w:type="dxa" w:w="3552"/>
+            <w:vAlign w:val="top"/>
+          </w:tcPr>
+          <w:p>
+            <w:r/>
+            <w:r>
+              <w:rPr>
+                <w:b w:val="0"/>
+                <w:sz w:val="17"/>
+              </w:rPr>
+              <w:t>FastAPI application and router registrations in analytics/main.py.</w:t>
+            </w:r>
+          </w:p>
+        </w:tc>
+      </w:tr>
+      <w:tr>
+        <w:trPr>
+          <w:cantSplit/>
+        </w:trPr>
+        <w:tc>
+          <w:tcPr>
+            <w:tcW w:type="dxa" w:w="3552"/>
+            <w:vAlign w:val="top"/>
+          </w:tcPr>
+          <w:p>
+            <w:r/>
+            <w:r>
+              <w:rPr>
+                <w:b w:val="0"/>
+                <w:sz w:val="17"/>
+              </w:rPr>
+              <w:t>PostgreSQL/TimescaleDB</w:t>
+            </w:r>
+          </w:p>
+        </w:tc>
+        <w:tc>
+          <w:tcPr>
+            <w:tcW w:type="dxa" w:w="3552"/>
+            <w:vAlign w:val="top"/>
+          </w:tcPr>
+          <w:p>
+            <w:r/>
+            <w:r>
+              <w:rPr>
+                <w:b w:val="0"/>
+                <w:sz w:val="17"/>
+              </w:rPr>
+              <w:t>Persistent relational and time-series storage, hypertables, continuous aggregates, SQL KPI functions, seed data.</w:t>
+            </w:r>
+          </w:p>
+        </w:tc>
+        <w:tc>
+          <w:tcPr>
+            <w:tcW w:type="dxa" w:w="3552"/>
+            <w:vAlign w:val="top"/>
+          </w:tcPr>
+          <w:p>
+            <w:r/>
+            <w:r>
+              <w:rPr>
+                <w:b w:val="0"/>
+                <w:sz w:val="17"/>
+              </w:rPr>
+              <w:t>database/init/*.sql.</w:t>
+            </w:r>
+          </w:p>
+        </w:tc>
+      </w:tr>
+      <w:tr>
+        <w:trPr>
+          <w:cantSplit/>
+        </w:trPr>
+        <w:tc>
+          <w:tcPr>
+            <w:tcW w:type="dxa" w:w="3552"/>
+            <w:vAlign w:val="top"/>
+          </w:tcPr>
+          <w:p>
+            <w:r/>
+            <w:r>
+              <w:rPr>
+                <w:b w:val="0"/>
+                <w:sz w:val="17"/>
+              </w:rPr>
+              <w:t>MQTT</w:t>
+            </w:r>
+          </w:p>
+        </w:tc>
+        <w:tc>
+          <w:tcPr>
+            <w:tcW w:type="dxa" w:w="3552"/>
+            <w:vAlign w:val="top"/>
+          </w:tcPr>
+          <w:p>
+            <w:r/>
+            <w:r>
+              <w:rPr>
+                <w:b w:val="0"/>
+                <w:sz w:val="17"/>
+              </w:rPr>
+              <w:t>Telemetry broker for simulator/device payloads and Node-RED ingestion.</w:t>
+            </w:r>
+          </w:p>
+        </w:tc>
+        <w:tc>
+          <w:tcPr>
+            <w:tcW w:type="dxa" w:w="3552"/>
+            <w:vAlign w:val="top"/>
+          </w:tcPr>
+          <w:p>
+            <w:r/>
+            <w:r>
+              <w:rPr>
+                <w:b w:val="0"/>
+                <w:sz w:val="17"/>
+              </w:rPr>
+              <w:t>mqtt service in docker-compose.yml and simulator MQTT publisher.</w:t>
+            </w:r>
+          </w:p>
+        </w:tc>
+      </w:tr>
+      <w:tr>
+        <w:trPr>
+          <w:cantSplit/>
+        </w:trPr>
+        <w:tc>
+          <w:tcPr>
+            <w:tcW w:type="dxa" w:w="3552"/>
+            <w:vAlign w:val="top"/>
+          </w:tcPr>
+          <w:p>
+            <w:r/>
+            <w:r>
+              <w:rPr>
+                <w:b w:val="0"/>
+                <w:sz w:val="17"/>
+              </w:rPr>
+              <w:t>Node-RED</w:t>
+            </w:r>
+          </w:p>
+        </w:tc>
+        <w:tc>
+          <w:tcPr>
+            <w:tcW w:type="dxa" w:w="3552"/>
+            <w:vAlign w:val="top"/>
+          </w:tcPr>
+          <w:p>
+            <w:r/>
+            <w:r>
+              <w:rPr>
+                <w:b w:val="0"/>
+                <w:sz w:val="17"/>
+              </w:rPr>
+              <w:t>MQTT topic parsing, payload validation, routing by data type, PostgreSQL writes, and simple ingestion monitoring.</w:t>
+            </w:r>
+          </w:p>
+        </w:tc>
+        <w:tc>
+          <w:tcPr>
+            <w:tcW w:type="dxa" w:w="3552"/>
+            <w:vAlign w:val="top"/>
+          </w:tcPr>
+          <w:p>
+            <w:r/>
+            <w:r>
+              <w:rPr>
+                <w:b w:val="0"/>
+                <w:sz w:val="17"/>
+              </w:rPr>
+              <w:t>nodered/data/flows.json.</w:t>
+            </w:r>
+          </w:p>
+        </w:tc>
+      </w:tr>
+      <w:tr>
+        <w:trPr>
+          <w:cantSplit/>
+        </w:trPr>
+        <w:tc>
+          <w:tcPr>
+            <w:tcW w:type="dxa" w:w="3552"/>
+            <w:vAlign w:val="top"/>
+          </w:tcPr>
+          <w:p>
+            <w:r/>
+            <w:r>
+              <w:rPr>
+                <w:b w:val="0"/>
+                <w:sz w:val="17"/>
+              </w:rPr>
+              <w:t>Grafana</w:t>
+            </w:r>
+          </w:p>
+        </w:tc>
+        <w:tc>
+          <w:tcPr>
+            <w:tcW w:type="dxa" w:w="3552"/>
+            <w:vAlign w:val="top"/>
+          </w:tcPr>
+          <w:p>
+            <w:r/>
+            <w:r>
+              <w:rPr>
+                <w:b w:val="0"/>
+                <w:sz w:val="17"/>
+              </w:rPr>
+              <w:t>Provisioned dashboard runtime for operational, cost, carbon, EnPI, anomaly, forecast, model, and executive views.</w:t>
+            </w:r>
+          </w:p>
+        </w:tc>
+        <w:tc>
+          <w:tcPr>
+            <w:tcW w:type="dxa" w:w="3552"/>
+            <w:vAlign w:val="top"/>
+          </w:tcPr>
+          <w:p>
+            <w:r/>
+            <w:r>
+              <w:rPr>
+                <w:b w:val="0"/>
+                <w:sz w:val="17"/>
+              </w:rPr>
+              <w:t>grafana/provisioning and grafana/dashboards JSON.</w:t>
+            </w:r>
+          </w:p>
+        </w:tc>
+      </w:tr>
+      <w:tr>
+        <w:trPr>
+          <w:cantSplit/>
+        </w:trPr>
+        <w:tc>
+          <w:tcPr>
+            <w:tcW w:type="dxa" w:w="3552"/>
+            <w:vAlign w:val="top"/>
+          </w:tcPr>
+          <w:p>
+            <w:r/>
+            <w:r>
+              <w:rPr>
+                <w:b w:val="0"/>
+                <w:sz w:val="17"/>
+              </w:rPr>
+              <w:t>Simulator</w:t>
+            </w:r>
+          </w:p>
+        </w:tc>
+        <w:tc>
+          <w:tcPr>
+            <w:tcW w:type="dxa" w:w="3552"/>
+            <w:vAlign w:val="top"/>
+          </w:tcPr>
+          <w:p>
+            <w:r/>
+            <w:r>
+              <w:rPr>
+                <w:b w:val="0"/>
+                <w:sz w:val="17"/>
+              </w:rPr>
+              <w:t>Synthetic factory telemetry service with configurable machine simulators and anomaly injection.</w:t>
+            </w:r>
+          </w:p>
+        </w:tc>
+        <w:tc>
+          <w:tcPr>
+            <w:tcW w:type="dxa" w:w="3552"/>
+            <w:vAlign w:val="top"/>
+          </w:tcPr>
+          <w:p>
+            <w:r/>
+            <w:r>
+              <w:rPr>
+                <w:b w:val="0"/>
+                <w:sz w:val="17"/>
+              </w:rPr>
+              <w:t>simulator/main.py; simulator/simulator_manager.py; simulator/api/routes.py.</w:t>
+            </w:r>
+          </w:p>
+        </w:tc>
+      </w:tr>
+      <w:tr>
+        <w:trPr>
+          <w:cantSplit/>
+        </w:trPr>
+        <w:tc>
+          <w:tcPr>
+            <w:tcW w:type="dxa" w:w="3552"/>
+            <w:vAlign w:val="top"/>
+          </w:tcPr>
+          <w:p>
+            <w:r/>
+            <w:r>
+              <w:rPr>
+                <w:b w:val="0"/>
+                <w:sz w:val="17"/>
+              </w:rPr>
+              <w:t>auth-service</w:t>
+            </w:r>
+          </w:p>
+        </w:tc>
+        <w:tc>
+          <w:tcPr>
+            <w:tcW w:type="dxa" w:w="3552"/>
+            <w:vAlign w:val="top"/>
+          </w:tcPr>
+          <w:p>
+            <w:r/>
+            <w:r>
+              <w:rPr>
+                <w:b w:val="0"/>
+                <w:sz w:val="17"/>
+              </w:rPr>
+              <w:t>Registration, login, JWT verification, email verification/reset, admin APIs, contact and pilot factory forms.</w:t>
+            </w:r>
+          </w:p>
+        </w:tc>
+        <w:tc>
+          <w:tcPr>
+            <w:tcW w:type="dxa" w:w="3552"/>
+            <w:vAlign w:val="top"/>
+          </w:tcPr>
+          <w:p>
+            <w:r/>
+            <w:r>
+              <w:rPr>
+                <w:b w:val="0"/>
+                <w:sz w:val="17"/>
+              </w:rPr>
+              <w:t>auth-service/app.py; auth-service/auth_service.py.</w:t>
+            </w:r>
+          </w:p>
+        </w:tc>
+      </w:tr>
+      <w:tr>
+        <w:trPr>
+          <w:cantSplit/>
+        </w:trPr>
+        <w:tc>
+          <w:tcPr>
+            <w:tcW w:type="dxa" w:w="3552"/>
+            <w:vAlign w:val="top"/>
+          </w:tcPr>
+          <w:p>
+            <w:pPr>
+              <w:keepNext/>
+            </w:pPr>
+            <w:r/>
+            <w:r>
+              <w:rPr>
+                <w:b w:val="0"/>
+                <w:sz w:val="17"/>
+              </w:rPr>
+              <w:t>chatbot/Rasa</w:t>
+            </w:r>
+          </w:p>
+        </w:tc>
+        <w:tc>
+          <w:tcPr>
+            <w:tcW w:type="dxa" w:w="3552"/>
+            <w:vAlign w:val="top"/>
+          </w:tcPr>
+          <w:p>
+            <w:pPr>
+              <w:keepNext/>
+            </w:pPr>
+            <w:r/>
+            <w:r>
+              <w:rPr>
+                <w:b w:val="0"/>
+                <w:sz w:val="17"/>
+              </w:rPr>
+              <w:t>Text help chatbot and custom Rasa action backed by qa_data.json.</w:t>
+            </w:r>
+          </w:p>
+        </w:tc>
+        <w:tc>
+          <w:tcPr>
+            <w:tcW w:type="dxa" w:w="3552"/>
+            <w:vAlign w:val="top"/>
+          </w:tcPr>
+          <w:p>
+            <w:pPr>
+              <w:keepNext/>
+            </w:pPr>
+            <w:r/>
+            <w:r>
+              <w:rPr>
+                <w:b w:val="0"/>
+                <w:sz w:val="17"/>
+              </w:rPr>
+              <w:t>chatbot/server/index.js; chatbot/rasa/actions/actions.py.</w:t>
+            </w:r>
+          </w:p>
+        </w:tc>
+      </w:tr>
+      <w:tr>
+        <w:trPr>
+          <w:cantSplit/>
+        </w:trPr>
+        <w:tc>
+          <w:tcPr>
+            <w:tcW w:type="dxa" w:w="3552"/>
             <w:vAlign w:val="top"/>
           </w:tcPr>
           <w:p>
@@ -522,7 +1234,7 @@
         </w:tc>
         <w:tc>
           <w:tcPr>
-            <w:tcW w:type="dxa" w:w="3456"/>
+            <w:tcW w:type="dxa" w:w="3552"/>
             <w:vAlign w:val="top"/>
           </w:tcPr>
           <w:p>
@@ -532,13 +1244,13 @@
                 <w:b w:val="0"/>
                 <w:sz w:val="17"/>
               </w:rPr>
-              <w:t>OVOS runtime, REST bridge, messagebus, EnMS skill, parser, validator, API client, response formatter</w:t>
+              <w:t>Separate natural-language/voice assistant runtime that calls a HumanEnerDIA-compatible API.</w:t>
             </w:r>
           </w:p>
         </w:tc>
         <w:tc>
           <w:tcPr>
-            <w:tcW w:type="dxa" w:w="3456"/>
+            <w:tcW w:type="dxa" w:w="3552"/>
             <w:vAlign w:val="top"/>
           </w:tcPr>
           <w:p>
@@ -548,57 +1260,7 @@
                 <w:b w:val="0"/>
                 <w:sz w:val="17"/>
               </w:rPr>
-              <w:t>OVOS-EnMS repository: enms-ovos-skill/enms_ovos_skill/__init__.py</w:t>
-            </w:r>
-          </w:p>
-        </w:tc>
-      </w:tr>
-      <w:tr>
-        <w:tc>
-          <w:tcPr>
-            <w:tcW w:type="dxa" w:w="3456"/>
-            <w:vAlign w:val="top"/>
-          </w:tcPr>
-          <w:p>
-            <w:r/>
-            <w:r>
-              <w:rPr>
-                <w:b w:val="0"/>
-                <w:sz w:val="17"/>
-              </w:rPr>
-              <w:t>External users/integrators</w:t>
-            </w:r>
-          </w:p>
-        </w:tc>
-        <w:tc>
-          <w:tcPr>
-            <w:tcW w:type="dxa" w:w="3456"/>
-            <w:vAlign w:val="top"/>
-          </w:tcPr>
-          <w:p>
-            <w:r/>
-            <w:r>
-              <w:rPr>
-                <w:b w:val="0"/>
-                <w:sz w:val="17"/>
-              </w:rPr>
-              <w:t>Browser users, API clients, OVOS clients, operators, WASABI release reviewers</w:t>
-            </w:r>
-          </w:p>
-        </w:tc>
-        <w:tc>
-          <w:tcPr>
-            <w:tcW w:type="dxa" w:w="3456"/>
-            <w:vAlign w:val="top"/>
-          </w:tcPr>
-          <w:p>
-            <w:r/>
-            <w:r>
-              <w:rPr>
-                <w:b w:val="0"/>
-                <w:sz w:val="17"/>
-              </w:rPr>
-              <w:t>README.md; verify.sh; releases/HumanEnerDIA-full-stack-v1.0.0-release-notes.md</w:t>
+              <w:t>OVOS-EnMS repository: bridge, skill, parser, validator, API client, formatter.</w:t>
             </w:r>
           </w:p>
         </w:tc>
@@ -626,19 +1288,20 @@
         <w:tblLook w:firstColumn="1" w:firstRow="1" w:lastColumn="0" w:lastRow="0" w:noHBand="0" w:noVBand="1" w:val="04A0"/>
       </w:tblPr>
       <w:tblGrid>
-        <w:gridCol w:w="2074"/>
-        <w:gridCol w:w="2074"/>
-        <w:gridCol w:w="2074"/>
-        <w:gridCol w:w="2074"/>
-        <w:gridCol w:w="2074"/>
+        <w:gridCol w:w="2131"/>
+        <w:gridCol w:w="2131"/>
+        <w:gridCol w:w="2131"/>
+        <w:gridCol w:w="2131"/>
+        <w:gridCol w:w="2131"/>
       </w:tblGrid>
       <w:tr>
         <w:trPr>
           <w:tblHeader w:val="true"/>
+          <w:cantSplit/>
         </w:trPr>
         <w:tc>
           <w:tcPr>
-            <w:tcW w:type="dxa" w:w="2074"/>
+            <w:tcW w:type="dxa" w:w="2131"/>
             <w:vAlign w:val="top"/>
             <w:shd w:fill="D9EAF7"/>
           </w:tcPr>
@@ -655,7 +1318,7 @@
         </w:tc>
         <w:tc>
           <w:tcPr>
-            <w:tcW w:type="dxa" w:w="2074"/>
+            <w:tcW w:type="dxa" w:w="2131"/>
             <w:vAlign w:val="top"/>
             <w:shd w:fill="D9EAF7"/>
           </w:tcPr>
@@ -672,7 +1335,7 @@
         </w:tc>
         <w:tc>
           <w:tcPr>
-            <w:tcW w:type="dxa" w:w="2074"/>
+            <w:tcW w:type="dxa" w:w="2131"/>
             <w:vAlign w:val="top"/>
             <w:shd w:fill="D9EAF7"/>
           </w:tcPr>
@@ -689,7 +1352,7 @@
         </w:tc>
         <w:tc>
           <w:tcPr>
-            <w:tcW w:type="dxa" w:w="2074"/>
+            <w:tcW w:type="dxa" w:w="2131"/>
             <w:vAlign w:val="top"/>
             <w:shd w:fill="D9EAF7"/>
           </w:tcPr>
@@ -706,7 +1369,7 @@
         </w:tc>
         <w:tc>
           <w:tcPr>
-            <w:tcW w:type="dxa" w:w="2074"/>
+            <w:tcW w:type="dxa" w:w="2131"/>
             <w:vAlign w:val="top"/>
             <w:shd w:fill="D9EAF7"/>
           </w:tcPr>
@@ -723,9 +1386,12 @@
         </w:tc>
       </w:tr>
       <w:tr>
+        <w:trPr>
+          <w:cantSplit/>
+        </w:trPr>
         <w:tc>
           <w:tcPr>
-            <w:tcW w:type="dxa" w:w="2074"/>
+            <w:tcW w:type="dxa" w:w="2131"/>
             <w:vAlign w:val="top"/>
           </w:tcPr>
           <w:p>
@@ -741,7 +1407,7 @@
         </w:tc>
         <w:tc>
           <w:tcPr>
-            <w:tcW w:type="dxa" w:w="2074"/>
+            <w:tcW w:type="dxa" w:w="2131"/>
             <w:vAlign w:val="top"/>
           </w:tcPr>
           <w:p>
@@ -757,7 +1423,7 @@
         </w:tc>
         <w:tc>
           <w:tcPr>
-            <w:tcW w:type="dxa" w:w="2074"/>
+            <w:tcW w:type="dxa" w:w="2131"/>
             <w:vAlign w:val="top"/>
           </w:tcPr>
           <w:p>
@@ -773,7 +1439,7 @@
         </w:tc>
         <w:tc>
           <w:tcPr>
-            <w:tcW w:type="dxa" w:w="2074"/>
+            <w:tcW w:type="dxa" w:w="2131"/>
             <w:vAlign w:val="top"/>
           </w:tcPr>
           <w:p>
@@ -789,7 +1455,7 @@
         </w:tc>
         <w:tc>
           <w:tcPr>
-            <w:tcW w:type="dxa" w:w="2074"/>
+            <w:tcW w:type="dxa" w:w="2131"/>
             <w:vAlign w:val="top"/>
           </w:tcPr>
           <w:p>
@@ -805,9 +1471,12 @@
         </w:tc>
       </w:tr>
       <w:tr>
+        <w:trPr>
+          <w:cantSplit/>
+        </w:trPr>
         <w:tc>
           <w:tcPr>
-            <w:tcW w:type="dxa" w:w="2074"/>
+            <w:tcW w:type="dxa" w:w="2131"/>
             <w:vAlign w:val="top"/>
           </w:tcPr>
           <w:p>
@@ -823,7 +1492,7 @@
         </w:tc>
         <w:tc>
           <w:tcPr>
-            <w:tcW w:type="dxa" w:w="2074"/>
+            <w:tcW w:type="dxa" w:w="2131"/>
             <w:vAlign w:val="top"/>
           </w:tcPr>
           <w:p>
@@ -839,7 +1508,7 @@
         </w:tc>
         <w:tc>
           <w:tcPr>
-            <w:tcW w:type="dxa" w:w="2074"/>
+            <w:tcW w:type="dxa" w:w="2131"/>
             <w:vAlign w:val="top"/>
           </w:tcPr>
           <w:p>
@@ -855,7 +1524,7 @@
         </w:tc>
         <w:tc>
           <w:tcPr>
-            <w:tcW w:type="dxa" w:w="2074"/>
+            <w:tcW w:type="dxa" w:w="2131"/>
             <w:vAlign w:val="top"/>
           </w:tcPr>
           <w:p>
@@ -871,7 +1540,7 @@
         </w:tc>
         <w:tc>
           <w:tcPr>
-            <w:tcW w:type="dxa" w:w="2074"/>
+            <w:tcW w:type="dxa" w:w="2131"/>
             <w:vAlign w:val="top"/>
           </w:tcPr>
           <w:p>
@@ -887,9 +1556,12 @@
         </w:tc>
       </w:tr>
       <w:tr>
+        <w:trPr>
+          <w:cantSplit/>
+        </w:trPr>
         <w:tc>
           <w:tcPr>
-            <w:tcW w:type="dxa" w:w="2074"/>
+            <w:tcW w:type="dxa" w:w="2131"/>
             <w:vAlign w:val="top"/>
           </w:tcPr>
           <w:p>
@@ -905,7 +1577,7 @@
         </w:tc>
         <w:tc>
           <w:tcPr>
-            <w:tcW w:type="dxa" w:w="2074"/>
+            <w:tcW w:type="dxa" w:w="2131"/>
             <w:vAlign w:val="top"/>
           </w:tcPr>
           <w:p>
@@ -921,7 +1593,7 @@
         </w:tc>
         <w:tc>
           <w:tcPr>
-            <w:tcW w:type="dxa" w:w="2074"/>
+            <w:tcW w:type="dxa" w:w="2131"/>
             <w:vAlign w:val="top"/>
           </w:tcPr>
           <w:p>
@@ -937,7 +1609,7 @@
         </w:tc>
         <w:tc>
           <w:tcPr>
-            <w:tcW w:type="dxa" w:w="2074"/>
+            <w:tcW w:type="dxa" w:w="2131"/>
             <w:vAlign w:val="top"/>
           </w:tcPr>
           <w:p>
@@ -953,7 +1625,7 @@
         </w:tc>
         <w:tc>
           <w:tcPr>
-            <w:tcW w:type="dxa" w:w="2074"/>
+            <w:tcW w:type="dxa" w:w="2131"/>
             <w:vAlign w:val="top"/>
           </w:tcPr>
           <w:p>
@@ -969,9 +1641,12 @@
         </w:tc>
       </w:tr>
       <w:tr>
+        <w:trPr>
+          <w:cantSplit/>
+        </w:trPr>
         <w:tc>
           <w:tcPr>
-            <w:tcW w:type="dxa" w:w="2074"/>
+            <w:tcW w:type="dxa" w:w="2131"/>
             <w:vAlign w:val="top"/>
           </w:tcPr>
           <w:p>
@@ -987,7 +1662,7 @@
         </w:tc>
         <w:tc>
           <w:tcPr>
-            <w:tcW w:type="dxa" w:w="2074"/>
+            <w:tcW w:type="dxa" w:w="2131"/>
             <w:vAlign w:val="top"/>
           </w:tcPr>
           <w:p>
@@ -1003,7 +1678,7 @@
         </w:tc>
         <w:tc>
           <w:tcPr>
-            <w:tcW w:type="dxa" w:w="2074"/>
+            <w:tcW w:type="dxa" w:w="2131"/>
             <w:vAlign w:val="top"/>
           </w:tcPr>
           <w:p>
@@ -1019,7 +1694,7 @@
         </w:tc>
         <w:tc>
           <w:tcPr>
-            <w:tcW w:type="dxa" w:w="2074"/>
+            <w:tcW w:type="dxa" w:w="2131"/>
             <w:vAlign w:val="top"/>
           </w:tcPr>
           <w:p>
@@ -1035,7 +1710,7 @@
         </w:tc>
         <w:tc>
           <w:tcPr>
-            <w:tcW w:type="dxa" w:w="2074"/>
+            <w:tcW w:type="dxa" w:w="2131"/>
             <w:vAlign w:val="top"/>
           </w:tcPr>
           <w:p>
@@ -1051,9 +1726,12 @@
         </w:tc>
       </w:tr>
       <w:tr>
+        <w:trPr>
+          <w:cantSplit/>
+        </w:trPr>
         <w:tc>
           <w:tcPr>
-            <w:tcW w:type="dxa" w:w="2074"/>
+            <w:tcW w:type="dxa" w:w="2131"/>
             <w:vAlign w:val="top"/>
           </w:tcPr>
           <w:p>
@@ -1069,7 +1747,7 @@
         </w:tc>
         <w:tc>
           <w:tcPr>
-            <w:tcW w:type="dxa" w:w="2074"/>
+            <w:tcW w:type="dxa" w:w="2131"/>
             <w:vAlign w:val="top"/>
           </w:tcPr>
           <w:p>
@@ -1085,7 +1763,7 @@
         </w:tc>
         <w:tc>
           <w:tcPr>
-            <w:tcW w:type="dxa" w:w="2074"/>
+            <w:tcW w:type="dxa" w:w="2131"/>
             <w:vAlign w:val="top"/>
           </w:tcPr>
           <w:p>
@@ -1101,7 +1779,7 @@
         </w:tc>
         <w:tc>
           <w:tcPr>
-            <w:tcW w:type="dxa" w:w="2074"/>
+            <w:tcW w:type="dxa" w:w="2131"/>
             <w:vAlign w:val="top"/>
           </w:tcPr>
           <w:p>
@@ -1117,7 +1795,7 @@
         </w:tc>
         <w:tc>
           <w:tcPr>
-            <w:tcW w:type="dxa" w:w="2074"/>
+            <w:tcW w:type="dxa" w:w="2131"/>
             <w:vAlign w:val="top"/>
           </w:tcPr>
           <w:p>
@@ -1133,9 +1811,12 @@
         </w:tc>
       </w:tr>
       <w:tr>
+        <w:trPr>
+          <w:cantSplit/>
+        </w:trPr>
         <w:tc>
           <w:tcPr>
-            <w:tcW w:type="dxa" w:w="2074"/>
+            <w:tcW w:type="dxa" w:w="2131"/>
             <w:vAlign w:val="top"/>
           </w:tcPr>
           <w:p>
@@ -1151,7 +1832,7 @@
         </w:tc>
         <w:tc>
           <w:tcPr>
-            <w:tcW w:type="dxa" w:w="2074"/>
+            <w:tcW w:type="dxa" w:w="2131"/>
             <w:vAlign w:val="top"/>
           </w:tcPr>
           <w:p>
@@ -1167,7 +1848,7 @@
         </w:tc>
         <w:tc>
           <w:tcPr>
-            <w:tcW w:type="dxa" w:w="2074"/>
+            <w:tcW w:type="dxa" w:w="2131"/>
             <w:vAlign w:val="top"/>
           </w:tcPr>
           <w:p>
@@ -1183,7 +1864,7 @@
         </w:tc>
         <w:tc>
           <w:tcPr>
-            <w:tcW w:type="dxa" w:w="2074"/>
+            <w:tcW w:type="dxa" w:w="2131"/>
             <w:vAlign w:val="top"/>
           </w:tcPr>
           <w:p>
@@ -1199,7 +1880,7 @@
         </w:tc>
         <w:tc>
           <w:tcPr>
-            <w:tcW w:type="dxa" w:w="2074"/>
+            <w:tcW w:type="dxa" w:w="2131"/>
             <w:vAlign w:val="top"/>
           </w:tcPr>
           <w:p>
@@ -1215,9 +1896,12 @@
         </w:tc>
       </w:tr>
       <w:tr>
+        <w:trPr>
+          <w:cantSplit/>
+        </w:trPr>
         <w:tc>
           <w:tcPr>
-            <w:tcW w:type="dxa" w:w="2074"/>
+            <w:tcW w:type="dxa" w:w="2131"/>
             <w:vAlign w:val="top"/>
           </w:tcPr>
           <w:p>
@@ -1233,7 +1917,7 @@
         </w:tc>
         <w:tc>
           <w:tcPr>
-            <w:tcW w:type="dxa" w:w="2074"/>
+            <w:tcW w:type="dxa" w:w="2131"/>
             <w:vAlign w:val="top"/>
           </w:tcPr>
           <w:p>
@@ -1249,7 +1933,7 @@
         </w:tc>
         <w:tc>
           <w:tcPr>
-            <w:tcW w:type="dxa" w:w="2074"/>
+            <w:tcW w:type="dxa" w:w="2131"/>
             <w:vAlign w:val="top"/>
           </w:tcPr>
           <w:p>
@@ -1265,7 +1949,7 @@
         </w:tc>
         <w:tc>
           <w:tcPr>
-            <w:tcW w:type="dxa" w:w="2074"/>
+            <w:tcW w:type="dxa" w:w="2131"/>
             <w:vAlign w:val="top"/>
           </w:tcPr>
           <w:p>
@@ -1281,7 +1965,7 @@
         </w:tc>
         <w:tc>
           <w:tcPr>
-            <w:tcW w:type="dxa" w:w="2074"/>
+            <w:tcW w:type="dxa" w:w="2131"/>
             <w:vAlign w:val="top"/>
           </w:tcPr>
           <w:p>
@@ -1297,9 +1981,12 @@
         </w:tc>
       </w:tr>
       <w:tr>
+        <w:trPr>
+          <w:cantSplit/>
+        </w:trPr>
         <w:tc>
           <w:tcPr>
-            <w:tcW w:type="dxa" w:w="2074"/>
+            <w:tcW w:type="dxa" w:w="2131"/>
             <w:vAlign w:val="top"/>
           </w:tcPr>
           <w:p>
@@ -1315,7 +2002,7 @@
         </w:tc>
         <w:tc>
           <w:tcPr>
-            <w:tcW w:type="dxa" w:w="2074"/>
+            <w:tcW w:type="dxa" w:w="2131"/>
             <w:vAlign w:val="top"/>
           </w:tcPr>
           <w:p>
@@ -1331,7 +2018,7 @@
         </w:tc>
         <w:tc>
           <w:tcPr>
-            <w:tcW w:type="dxa" w:w="2074"/>
+            <w:tcW w:type="dxa" w:w="2131"/>
             <w:vAlign w:val="top"/>
           </w:tcPr>
           <w:p>
@@ -1347,7 +2034,7 @@
         </w:tc>
         <w:tc>
           <w:tcPr>
-            <w:tcW w:type="dxa" w:w="2074"/>
+            <w:tcW w:type="dxa" w:w="2131"/>
             <w:vAlign w:val="top"/>
           </w:tcPr>
           <w:p>
@@ -1363,7 +2050,7 @@
         </w:tc>
         <w:tc>
           <w:tcPr>
-            <w:tcW w:type="dxa" w:w="2074"/>
+            <w:tcW w:type="dxa" w:w="2131"/>
             <w:vAlign w:val="top"/>
           </w:tcPr>
           <w:p>
@@ -1379,9 +2066,12 @@
         </w:tc>
       </w:tr>
       <w:tr>
+        <w:trPr>
+          <w:cantSplit/>
+        </w:trPr>
         <w:tc>
           <w:tcPr>
-            <w:tcW w:type="dxa" w:w="2074"/>
+            <w:tcW w:type="dxa" w:w="2131"/>
             <w:vAlign w:val="top"/>
           </w:tcPr>
           <w:p>
@@ -1397,7 +2087,7 @@
         </w:tc>
         <w:tc>
           <w:tcPr>
-            <w:tcW w:type="dxa" w:w="2074"/>
+            <w:tcW w:type="dxa" w:w="2131"/>
             <w:vAlign w:val="top"/>
           </w:tcPr>
           <w:p>
@@ -1413,7 +2103,7 @@
         </w:tc>
         <w:tc>
           <w:tcPr>
-            <w:tcW w:type="dxa" w:w="2074"/>
+            <w:tcW w:type="dxa" w:w="2131"/>
             <w:vAlign w:val="top"/>
           </w:tcPr>
           <w:p>
@@ -1429,7 +2119,7 @@
         </w:tc>
         <w:tc>
           <w:tcPr>
-            <w:tcW w:type="dxa" w:w="2074"/>
+            <w:tcW w:type="dxa" w:w="2131"/>
             <w:vAlign w:val="top"/>
           </w:tcPr>
           <w:p>
@@ -1445,7 +2135,7 @@
         </w:tc>
         <w:tc>
           <w:tcPr>
-            <w:tcW w:type="dxa" w:w="2074"/>
+            <w:tcW w:type="dxa" w:w="2131"/>
             <w:vAlign w:val="top"/>
           </w:tcPr>
           <w:p>
@@ -1461,9 +2151,12 @@
         </w:tc>
       </w:tr>
       <w:tr>
+        <w:trPr>
+          <w:cantSplit/>
+        </w:trPr>
         <w:tc>
           <w:tcPr>
-            <w:tcW w:type="dxa" w:w="2074"/>
+            <w:tcW w:type="dxa" w:w="2131"/>
             <w:vAlign w:val="top"/>
           </w:tcPr>
           <w:p>
@@ -1479,7 +2172,7 @@
         </w:tc>
         <w:tc>
           <w:tcPr>
-            <w:tcW w:type="dxa" w:w="2074"/>
+            <w:tcW w:type="dxa" w:w="2131"/>
             <w:vAlign w:val="top"/>
           </w:tcPr>
           <w:p>
@@ -1495,7 +2188,7 @@
         </w:tc>
         <w:tc>
           <w:tcPr>
-            <w:tcW w:type="dxa" w:w="2074"/>
+            <w:tcW w:type="dxa" w:w="2131"/>
             <w:vAlign w:val="top"/>
           </w:tcPr>
           <w:p>
@@ -1511,7 +2204,7 @@
         </w:tc>
         <w:tc>
           <w:tcPr>
-            <w:tcW w:type="dxa" w:w="2074"/>
+            <w:tcW w:type="dxa" w:w="2131"/>
             <w:vAlign w:val="top"/>
           </w:tcPr>
           <w:p>
@@ -1527,7 +2220,7 @@
         </w:tc>
         <w:tc>
           <w:tcPr>
-            <w:tcW w:type="dxa" w:w="2074"/>
+            <w:tcW w:type="dxa" w:w="2131"/>
             <w:vAlign w:val="top"/>
           </w:tcPr>
           <w:p>
@@ -1543,12 +2236,18 @@
         </w:tc>
       </w:tr>
       <w:tr>
+        <w:trPr>
+          <w:cantSplit/>
+        </w:trPr>
         <w:tc>
           <w:tcPr>
-            <w:tcW w:type="dxa" w:w="2074"/>
+            <w:tcW w:type="dxa" w:w="2131"/>
             <w:vAlign w:val="top"/>
           </w:tcPr>
           <w:p>
+            <w:pPr>
+              <w:keepNext/>
+            </w:pPr>
             <w:r/>
             <w:r>
               <w:rPr>
@@ -1561,10 +2260,13 @@
         </w:tc>
         <w:tc>
           <w:tcPr>
-            <w:tcW w:type="dxa" w:w="2074"/>
+            <w:tcW w:type="dxa" w:w="2131"/>
             <w:vAlign w:val="top"/>
           </w:tcPr>
           <w:p>
+            <w:pPr>
+              <w:keepNext/>
+            </w:pPr>
             <w:r/>
             <w:r>
               <w:rPr>
@@ -1577,10 +2279,13 @@
         </w:tc>
         <w:tc>
           <w:tcPr>
-            <w:tcW w:type="dxa" w:w="2074"/>
+            <w:tcW w:type="dxa" w:w="2131"/>
             <w:vAlign w:val="top"/>
           </w:tcPr>
           <w:p>
+            <w:pPr>
+              <w:keepNext/>
+            </w:pPr>
             <w:r/>
             <w:r>
               <w:rPr>
@@ -1593,10 +2298,13 @@
         </w:tc>
         <w:tc>
           <w:tcPr>
-            <w:tcW w:type="dxa" w:w="2074"/>
+            <w:tcW w:type="dxa" w:w="2131"/>
             <w:vAlign w:val="top"/>
           </w:tcPr>
           <w:p>
+            <w:pPr>
+              <w:keepNext/>
+            </w:pPr>
             <w:r/>
             <w:r>
               <w:rPr>
@@ -1609,10 +2317,13 @@
         </w:tc>
         <w:tc>
           <w:tcPr>
-            <w:tcW w:type="dxa" w:w="2074"/>
+            <w:tcW w:type="dxa" w:w="2131"/>
             <w:vAlign w:val="top"/>
           </w:tcPr>
           <w:p>
+            <w:pPr>
+              <w:keepNext/>
+            </w:pPr>
             <w:r/>
             <w:r>
               <w:rPr>
@@ -1625,9 +2336,12 @@
         </w:tc>
       </w:tr>
       <w:tr>
+        <w:trPr>
+          <w:cantSplit/>
+        </w:trPr>
         <w:tc>
           <w:tcPr>
-            <w:tcW w:type="dxa" w:w="2074"/>
+            <w:tcW w:type="dxa" w:w="2131"/>
             <w:vAlign w:val="top"/>
           </w:tcPr>
           <w:p>
@@ -1643,7 +2357,7 @@
         </w:tc>
         <w:tc>
           <w:tcPr>
-            <w:tcW w:type="dxa" w:w="2074"/>
+            <w:tcW w:type="dxa" w:w="2131"/>
             <w:vAlign w:val="top"/>
           </w:tcPr>
           <w:p>
@@ -1659,7 +2373,7 @@
         </w:tc>
         <w:tc>
           <w:tcPr>
-            <w:tcW w:type="dxa" w:w="2074"/>
+            <w:tcW w:type="dxa" w:w="2131"/>
             <w:vAlign w:val="top"/>
           </w:tcPr>
           <w:p>
@@ -1675,7 +2389,7 @@
         </w:tc>
         <w:tc>
           <w:tcPr>
-            <w:tcW w:type="dxa" w:w="2074"/>
+            <w:tcW w:type="dxa" w:w="2131"/>
             <w:vAlign w:val="top"/>
           </w:tcPr>
           <w:p>
@@ -1691,7 +2405,7 @@
         </w:tc>
         <w:tc>
           <w:tcPr>
-            <w:tcW w:type="dxa" w:w="2074"/>
+            <w:tcW w:type="dxa" w:w="2131"/>
             <w:vAlign w:val="top"/>
           </w:tcPr>
           <w:p>
@@ -1713,6 +2427,300 @@
         <w:pStyle w:val="Heading1"/>
       </w:pPr>
       <w:r>
+        <w:t>Dependency And Request Flow</w:t>
+      </w:r>
+    </w:p>
+    <w:p>
+      <w:r>
+        <w:t>The main runtime dependencies are directional: clients enter through gateway or assistant bridge paths, domain services call databases and supporting middleware, and telemetry flows from producers into storage before it is consumed by dashboards, APIs, reports, and assistants.</w:t>
+      </w:r>
+    </w:p>
+    <w:tbl>
+      <w:tblPr>
+        <w:tblStyle w:val="TableGrid"/>
+        <w:tblW w:type="auto" w:w="0"/>
+        <w:jc w:val="center"/>
+        <w:tblLook w:firstColumn="1" w:firstRow="1" w:lastColumn="0" w:lastRow="0" w:noHBand="0" w:noVBand="1" w:val="04A0"/>
+      </w:tblPr>
+      <w:tblGrid>
+        <w:gridCol w:w="5328"/>
+        <w:gridCol w:w="5328"/>
+      </w:tblGrid>
+      <w:tr>
+        <w:trPr>
+          <w:tblHeader w:val="true"/>
+          <w:cantSplit/>
+        </w:trPr>
+        <w:tc>
+          <w:tcPr>
+            <w:tcW w:type="dxa" w:w="5328"/>
+            <w:vAlign w:val="top"/>
+            <w:shd w:fill="D9EAF7"/>
+          </w:tcPr>
+          <w:p>
+            <w:r/>
+            <w:r>
+              <w:rPr>
+                <w:b/>
+                <w:sz w:val="17"/>
+              </w:rPr>
+              <w:t>Flow</w:t>
+            </w:r>
+          </w:p>
+        </w:tc>
+        <w:tc>
+          <w:tcPr>
+            <w:tcW w:type="dxa" w:w="5328"/>
+            <w:vAlign w:val="top"/>
+            <w:shd w:fill="D9EAF7"/>
+          </w:tcPr>
+          <w:p>
+            <w:r/>
+            <w:r>
+              <w:rPr>
+                <w:b/>
+                <w:sz w:val="17"/>
+              </w:rPr>
+              <w:t>Dependency chain</w:t>
+            </w:r>
+          </w:p>
+        </w:tc>
+      </w:tr>
+      <w:tr>
+        <w:trPr>
+          <w:cantSplit/>
+        </w:trPr>
+        <w:tc>
+          <w:tcPr>
+            <w:tcW w:type="dxa" w:w="5328"/>
+            <w:vAlign w:val="top"/>
+          </w:tcPr>
+          <w:p>
+            <w:r/>
+            <w:r>
+              <w:rPr>
+                <w:b w:val="0"/>
+                <w:sz w:val="17"/>
+              </w:rPr>
+              <w:t>Telemetry path</w:t>
+            </w:r>
+          </w:p>
+        </w:tc>
+        <w:tc>
+          <w:tcPr>
+            <w:tcW w:type="dxa" w:w="5328"/>
+            <w:vAlign w:val="top"/>
+          </w:tcPr>
+          <w:p>
+            <w:r/>
+            <w:r>
+              <w:rPr>
+                <w:b w:val="0"/>
+                <w:sz w:val="17"/>
+              </w:rPr>
+              <w:t>simulator or external devices -&gt; MQTT -&gt; Node-RED -&gt; PostgreSQL/TimescaleDB -&gt; analytics/Grafana/reports/assistants</w:t>
+            </w:r>
+          </w:p>
+        </w:tc>
+      </w:tr>
+      <w:tr>
+        <w:trPr>
+          <w:cantSplit/>
+        </w:trPr>
+        <w:tc>
+          <w:tcPr>
+            <w:tcW w:type="dxa" w:w="5328"/>
+            <w:vAlign w:val="top"/>
+          </w:tcPr>
+          <w:p>
+            <w:r/>
+            <w:r>
+              <w:rPr>
+                <w:b w:val="0"/>
+                <w:sz w:val="17"/>
+              </w:rPr>
+              <w:t>Dashboard path</w:t>
+            </w:r>
+          </w:p>
+        </w:tc>
+        <w:tc>
+          <w:tcPr>
+            <w:tcW w:type="dxa" w:w="5328"/>
+            <w:vAlign w:val="top"/>
+          </w:tcPr>
+          <w:p>
+            <w:r/>
+            <w:r>
+              <w:rPr>
+                <w:b w:val="0"/>
+                <w:sz w:val="17"/>
+              </w:rPr>
+              <w:t>browser -&gt; Nginx -&gt; Grafana -&gt; PostgreSQL/TimescaleDB datasource</w:t>
+            </w:r>
+          </w:p>
+        </w:tc>
+      </w:tr>
+      <w:tr>
+        <w:trPr>
+          <w:cantSplit/>
+        </w:trPr>
+        <w:tc>
+          <w:tcPr>
+            <w:tcW w:type="dxa" w:w="5328"/>
+            <w:vAlign w:val="top"/>
+          </w:tcPr>
+          <w:p>
+            <w:r/>
+            <w:r>
+              <w:rPr>
+                <w:b w:val="0"/>
+                <w:sz w:val="17"/>
+              </w:rPr>
+              <w:t>Analytics path</w:t>
+            </w:r>
+          </w:p>
+        </w:tc>
+        <w:tc>
+          <w:tcPr>
+            <w:tcW w:type="dxa" w:w="5328"/>
+            <w:vAlign w:val="top"/>
+          </w:tcPr>
+          <w:p>
+            <w:r/>
+            <w:r>
+              <w:rPr>
+                <w:b w:val="0"/>
+                <w:sz w:val="17"/>
+              </w:rPr>
+              <w:t>browser/API client -&gt; Nginx -&gt; analytics -&gt; PostgreSQL/TimescaleDB and optional Redis</w:t>
+            </w:r>
+          </w:p>
+        </w:tc>
+      </w:tr>
+      <w:tr>
+        <w:trPr>
+          <w:cantSplit/>
+        </w:trPr>
+        <w:tc>
+          <w:tcPr>
+            <w:tcW w:type="dxa" w:w="5328"/>
+            <w:vAlign w:val="top"/>
+          </w:tcPr>
+          <w:p>
+            <w:r/>
+            <w:r>
+              <w:rPr>
+                <w:b w:val="0"/>
+                <w:sz w:val="17"/>
+              </w:rPr>
+              <w:t>Authentication path</w:t>
+            </w:r>
+          </w:p>
+        </w:tc>
+        <w:tc>
+          <w:tcPr>
+            <w:tcW w:type="dxa" w:w="5328"/>
+            <w:vAlign w:val="top"/>
+          </w:tcPr>
+          <w:p>
+            <w:r/>
+            <w:r>
+              <w:rPr>
+                <w:b w:val="0"/>
+                <w:sz w:val="17"/>
+              </w:rPr>
+              <w:t>portal/auth pages -&gt; Nginx -&gt; auth-service -&gt; PostgreSQL auth tables; SMTP is optional/configured through environment</w:t>
+            </w:r>
+          </w:p>
+        </w:tc>
+      </w:tr>
+      <w:tr>
+        <w:trPr>
+          <w:cantSplit/>
+        </w:trPr>
+        <w:tc>
+          <w:tcPr>
+            <w:tcW w:type="dxa" w:w="5328"/>
+            <w:vAlign w:val="top"/>
+          </w:tcPr>
+          <w:p>
+            <w:pPr>
+              <w:keepNext/>
+            </w:pPr>
+            <w:r/>
+            <w:r>
+              <w:rPr>
+                <w:b w:val="0"/>
+                <w:sz w:val="17"/>
+              </w:rPr>
+              <w:t>Rasa help path</w:t>
+            </w:r>
+          </w:p>
+        </w:tc>
+        <w:tc>
+          <w:tcPr>
+            <w:tcW w:type="dxa" w:w="5328"/>
+            <w:vAlign w:val="top"/>
+          </w:tcPr>
+          <w:p>
+            <w:pPr>
+              <w:keepNext/>
+            </w:pPr>
+            <w:r/>
+            <w:r>
+              <w:rPr>
+                <w:b w:val="0"/>
+                <w:sz w:val="17"/>
+              </w:rPr>
+              <w:t>portal chatbot -&gt; chatbot Express backend -&gt; Rasa server -&gt; Rasa action server -&gt; qa_data.json</w:t>
+            </w:r>
+          </w:p>
+        </w:tc>
+      </w:tr>
+      <w:tr>
+        <w:trPr>
+          <w:cantSplit/>
+        </w:trPr>
+        <w:tc>
+          <w:tcPr>
+            <w:tcW w:type="dxa" w:w="5328"/>
+            <w:vAlign w:val="top"/>
+          </w:tcPr>
+          <w:p>
+            <w:r/>
+            <w:r>
+              <w:rPr>
+                <w:b w:val="0"/>
+                <w:sz w:val="17"/>
+              </w:rPr>
+              <w:t>OVOS operational path</w:t>
+            </w:r>
+          </w:p>
+        </w:tc>
+        <w:tc>
+          <w:tcPr>
+            <w:tcW w:type="dxa" w:w="5328"/>
+            <w:vAlign w:val="top"/>
+          </w:tcPr>
+          <w:p>
+            <w:r/>
+            <w:r>
+              <w:rPr>
+                <w:b w:val="0"/>
+                <w:sz w:val="17"/>
+              </w:rPr>
+              <w:t>REST bridge or portal proxy -&gt; OVOS messagebus -&gt; EnMS skill -&gt; HumanEnerDIA-compatible analytics API -&gt; structured response</w:t>
+            </w:r>
+          </w:p>
+        </w:tc>
+      </w:tr>
+    </w:tbl>
+    <w:p/>
+    <w:p>
+      <w:pPr>
+        <w:pStyle w:val="Heading1"/>
+      </w:pPr>
+      <w:r>
         <w:t>Data And Message Flow</w:t>
       </w:r>
     </w:p>
@@ -1720,7 +2728,7 @@
       <w:r>
         <w:drawing>
           <wp:inline xmlns:a="http://schemas.openxmlformats.org/drawingml/2006/main" xmlns:pic="http://schemas.openxmlformats.org/drawingml/2006/picture">
-            <wp:extent cx="6126480" cy="3675888"/>
+            <wp:extent cx="6583680" cy="3950208"/>
             <wp:docPr id="2" name="Picture 2"/>
             <wp:cNvGraphicFramePr>
               <a:graphicFrameLocks noChangeAspect="1"/>
@@ -1741,7 +2749,7 @@
                   <pic:spPr>
                     <a:xfrm>
                       <a:off x="0" y="0"/>
-                      <a:ext cx="6126480" cy="3675888"/>
+                      <a:ext cx="6583680" cy="3950208"/>
                     </a:xfrm>
                     <a:prstGeom prst="rect"/>
                   </pic:spPr>
@@ -1782,17 +2790,18 @@
         <w:tblLook w:firstColumn="1" w:firstRow="1" w:lastColumn="0" w:lastRow="0" w:noHBand="0" w:noVBand="1" w:val="04A0"/>
       </w:tblPr>
       <w:tblGrid>
-        <w:gridCol w:w="3456"/>
-        <w:gridCol w:w="3456"/>
-        <w:gridCol w:w="3456"/>
+        <w:gridCol w:w="3552"/>
+        <w:gridCol w:w="3552"/>
+        <w:gridCol w:w="3552"/>
       </w:tblGrid>
       <w:tr>
         <w:trPr>
           <w:tblHeader w:val="true"/>
+          <w:cantSplit/>
         </w:trPr>
         <w:tc>
           <w:tcPr>
-            <w:tcW w:type="dxa" w:w="3456"/>
+            <w:tcW w:type="dxa" w:w="3552"/>
             <w:vAlign w:val="top"/>
             <w:shd w:fill="D9EAF7"/>
           </w:tcPr>
@@ -1809,7 +2818,7 @@
         </w:tc>
         <w:tc>
           <w:tcPr>
-            <w:tcW w:type="dxa" w:w="3456"/>
+            <w:tcW w:type="dxa" w:w="3552"/>
             <w:vAlign w:val="top"/>
             <w:shd w:fill="D9EAF7"/>
           </w:tcPr>
@@ -1826,7 +2835,7 @@
         </w:tc>
         <w:tc>
           <w:tcPr>
-            <w:tcW w:type="dxa" w:w="3456"/>
+            <w:tcW w:type="dxa" w:w="3552"/>
             <w:vAlign w:val="top"/>
             <w:shd w:fill="D9EAF7"/>
           </w:tcPr>
@@ -1843,9 +2852,12 @@
         </w:tc>
       </w:tr>
       <w:tr>
+        <w:trPr>
+          <w:cantSplit/>
+        </w:trPr>
         <w:tc>
           <w:tcPr>
-            <w:tcW w:type="dxa" w:w="3456"/>
+            <w:tcW w:type="dxa" w:w="3552"/>
             <w:vAlign w:val="top"/>
           </w:tcPr>
           <w:p>
@@ -1861,7 +2873,7 @@
         </w:tc>
         <w:tc>
           <w:tcPr>
-            <w:tcW w:type="dxa" w:w="3456"/>
+            <w:tcW w:type="dxa" w:w="3552"/>
             <w:vAlign w:val="top"/>
           </w:tcPr>
           <w:p>
@@ -1877,7 +2889,7 @@
         </w:tc>
         <w:tc>
           <w:tcPr>
-            <w:tcW w:type="dxa" w:w="3456"/>
+            <w:tcW w:type="dxa" w:w="3552"/>
             <w:vAlign w:val="top"/>
           </w:tcPr>
           <w:p>
@@ -1893,9 +2905,12 @@
         </w:tc>
       </w:tr>
       <w:tr>
+        <w:trPr>
+          <w:cantSplit/>
+        </w:trPr>
         <w:tc>
           <w:tcPr>
-            <w:tcW w:type="dxa" w:w="3456"/>
+            <w:tcW w:type="dxa" w:w="3552"/>
             <w:vAlign w:val="top"/>
           </w:tcPr>
           <w:p>
@@ -1911,7 +2926,7 @@
         </w:tc>
         <w:tc>
           <w:tcPr>
-            <w:tcW w:type="dxa" w:w="3456"/>
+            <w:tcW w:type="dxa" w:w="3552"/>
             <w:vAlign w:val="top"/>
           </w:tcPr>
           <w:p>
@@ -1927,7 +2942,7 @@
         </w:tc>
         <w:tc>
           <w:tcPr>
-            <w:tcW w:type="dxa" w:w="3456"/>
+            <w:tcW w:type="dxa" w:w="3552"/>
             <w:vAlign w:val="top"/>
           </w:tcPr>
           <w:p>
@@ -1943,9 +2958,12 @@
         </w:tc>
       </w:tr>
       <w:tr>
+        <w:trPr>
+          <w:cantSplit/>
+        </w:trPr>
         <w:tc>
           <w:tcPr>
-            <w:tcW w:type="dxa" w:w="3456"/>
+            <w:tcW w:type="dxa" w:w="3552"/>
             <w:vAlign w:val="top"/>
           </w:tcPr>
           <w:p>
@@ -1961,7 +2979,7 @@
         </w:tc>
         <w:tc>
           <w:tcPr>
-            <w:tcW w:type="dxa" w:w="3456"/>
+            <w:tcW w:type="dxa" w:w="3552"/>
             <w:vAlign w:val="top"/>
           </w:tcPr>
           <w:p>
@@ -1977,7 +2995,7 @@
         </w:tc>
         <w:tc>
           <w:tcPr>
-            <w:tcW w:type="dxa" w:w="3456"/>
+            <w:tcW w:type="dxa" w:w="3552"/>
             <w:vAlign w:val="top"/>
           </w:tcPr>
           <w:p>
@@ -1993,12 +3011,18 @@
         </w:tc>
       </w:tr>
       <w:tr>
+        <w:trPr>
+          <w:cantSplit/>
+        </w:trPr>
         <w:tc>
           <w:tcPr>
-            <w:tcW w:type="dxa" w:w="3456"/>
+            <w:tcW w:type="dxa" w:w="3552"/>
             <w:vAlign w:val="top"/>
           </w:tcPr>
           <w:p>
+            <w:pPr>
+              <w:keepNext/>
+            </w:pPr>
             <w:r/>
             <w:r>
               <w:rPr>
@@ -2011,10 +3035,13 @@
         </w:tc>
         <w:tc>
           <w:tcPr>
-            <w:tcW w:type="dxa" w:w="3456"/>
+            <w:tcW w:type="dxa" w:w="3552"/>
             <w:vAlign w:val="top"/>
           </w:tcPr>
           <w:p>
+            <w:pPr>
+              <w:keepNext/>
+            </w:pPr>
             <w:r/>
             <w:r>
               <w:rPr>
@@ -2027,10 +3054,13 @@
         </w:tc>
         <w:tc>
           <w:tcPr>
-            <w:tcW w:type="dxa" w:w="3456"/>
+            <w:tcW w:type="dxa" w:w="3552"/>
             <w:vAlign w:val="top"/>
           </w:tcPr>
           <w:p>
+            <w:pPr>
+              <w:keepNext/>
+            </w:pPr>
             <w:r/>
             <w:r>
               <w:rPr>
@@ -2043,9 +3073,12 @@
         </w:tc>
       </w:tr>
       <w:tr>
+        <w:trPr>
+          <w:cantSplit/>
+        </w:trPr>
         <w:tc>
           <w:tcPr>
-            <w:tcW w:type="dxa" w:w="3456"/>
+            <w:tcW w:type="dxa" w:w="3552"/>
             <w:vAlign w:val="top"/>
           </w:tcPr>
           <w:p>
@@ -2061,7 +3094,7 @@
         </w:tc>
         <w:tc>
           <w:tcPr>
-            <w:tcW w:type="dxa" w:w="3456"/>
+            <w:tcW w:type="dxa" w:w="3552"/>
             <w:vAlign w:val="top"/>
           </w:tcPr>
           <w:p>
@@ -2077,7 +3110,7 @@
         </w:tc>
         <w:tc>
           <w:tcPr>
-            <w:tcW w:type="dxa" w:w="3456"/>
+            <w:tcW w:type="dxa" w:w="3552"/>
             <w:vAlign w:val="top"/>
           </w:tcPr>
           <w:p>
@@ -2115,17 +3148,18 @@
         <w:tblLook w:firstColumn="1" w:firstRow="1" w:lastColumn="0" w:lastRow="0" w:noHBand="0" w:noVBand="1" w:val="04A0"/>
       </w:tblPr>
       <w:tblGrid>
-        <w:gridCol w:w="3456"/>
-        <w:gridCol w:w="3456"/>
-        <w:gridCol w:w="3456"/>
+        <w:gridCol w:w="3552"/>
+        <w:gridCol w:w="3552"/>
+        <w:gridCol w:w="3552"/>
       </w:tblGrid>
       <w:tr>
         <w:trPr>
           <w:tblHeader w:val="true"/>
+          <w:cantSplit/>
         </w:trPr>
         <w:tc>
           <w:tcPr>
-            <w:tcW w:type="dxa" w:w="3456"/>
+            <w:tcW w:type="dxa" w:w="3552"/>
             <w:vAlign w:val="top"/>
             <w:shd w:fill="D9EAF7"/>
           </w:tcPr>
@@ -2142,7 +3176,7 @@
         </w:tc>
         <w:tc>
           <w:tcPr>
-            <w:tcW w:type="dxa" w:w="3456"/>
+            <w:tcW w:type="dxa" w:w="3552"/>
             <w:vAlign w:val="top"/>
             <w:shd w:fill="D9EAF7"/>
           </w:tcPr>
@@ -2159,7 +3193,7 @@
         </w:tc>
         <w:tc>
           <w:tcPr>
-            <w:tcW w:type="dxa" w:w="3456"/>
+            <w:tcW w:type="dxa" w:w="3552"/>
             <w:vAlign w:val="top"/>
             <w:shd w:fill="D9EAF7"/>
           </w:tcPr>
@@ -2176,9 +3210,12 @@
         </w:tc>
       </w:tr>
       <w:tr>
+        <w:trPr>
+          <w:cantSplit/>
+        </w:trPr>
         <w:tc>
           <w:tcPr>
-            <w:tcW w:type="dxa" w:w="3456"/>
+            <w:tcW w:type="dxa" w:w="3552"/>
             <w:vAlign w:val="top"/>
           </w:tcPr>
           <w:p>
@@ -2194,7 +3231,7 @@
         </w:tc>
         <w:tc>
           <w:tcPr>
-            <w:tcW w:type="dxa" w:w="3456"/>
+            <w:tcW w:type="dxa" w:w="3552"/>
             <w:vAlign w:val="top"/>
           </w:tcPr>
           <w:p>
@@ -2210,7 +3247,7 @@
         </w:tc>
         <w:tc>
           <w:tcPr>
-            <w:tcW w:type="dxa" w:w="3456"/>
+            <w:tcW w:type="dxa" w:w="3552"/>
             <w:vAlign w:val="top"/>
           </w:tcPr>
           <w:p>
@@ -2226,9 +3263,12 @@
         </w:tc>
       </w:tr>
       <w:tr>
+        <w:trPr>
+          <w:cantSplit/>
+        </w:trPr>
         <w:tc>
           <w:tcPr>
-            <w:tcW w:type="dxa" w:w="3456"/>
+            <w:tcW w:type="dxa" w:w="3552"/>
             <w:vAlign w:val="top"/>
           </w:tcPr>
           <w:p>
@@ -2244,7 +3284,7 @@
         </w:tc>
         <w:tc>
           <w:tcPr>
-            <w:tcW w:type="dxa" w:w="3456"/>
+            <w:tcW w:type="dxa" w:w="3552"/>
             <w:vAlign w:val="top"/>
           </w:tcPr>
           <w:p>
@@ -2260,7 +3300,7 @@
         </w:tc>
         <w:tc>
           <w:tcPr>
-            <w:tcW w:type="dxa" w:w="3456"/>
+            <w:tcW w:type="dxa" w:w="3552"/>
             <w:vAlign w:val="top"/>
           </w:tcPr>
           <w:p>
@@ -2276,9 +3316,12 @@
         </w:tc>
       </w:tr>
       <w:tr>
+        <w:trPr>
+          <w:cantSplit/>
+        </w:trPr>
         <w:tc>
           <w:tcPr>
-            <w:tcW w:type="dxa" w:w="3456"/>
+            <w:tcW w:type="dxa" w:w="3552"/>
             <w:vAlign w:val="top"/>
           </w:tcPr>
           <w:p>
@@ -2294,7 +3337,7 @@
         </w:tc>
         <w:tc>
           <w:tcPr>
-            <w:tcW w:type="dxa" w:w="3456"/>
+            <w:tcW w:type="dxa" w:w="3552"/>
             <w:vAlign w:val="top"/>
           </w:tcPr>
           <w:p>
@@ -2310,7 +3353,7 @@
         </w:tc>
         <w:tc>
           <w:tcPr>
-            <w:tcW w:type="dxa" w:w="3456"/>
+            <w:tcW w:type="dxa" w:w="3552"/>
             <w:vAlign w:val="top"/>
           </w:tcPr>
           <w:p>
@@ -2326,9 +3369,12 @@
         </w:tc>
       </w:tr>
       <w:tr>
+        <w:trPr>
+          <w:cantSplit/>
+        </w:trPr>
         <w:tc>
           <w:tcPr>
-            <w:tcW w:type="dxa" w:w="3456"/>
+            <w:tcW w:type="dxa" w:w="3552"/>
             <w:vAlign w:val="top"/>
           </w:tcPr>
           <w:p>
@@ -2344,7 +3390,7 @@
         </w:tc>
         <w:tc>
           <w:tcPr>
-            <w:tcW w:type="dxa" w:w="3456"/>
+            <w:tcW w:type="dxa" w:w="3552"/>
             <w:vAlign w:val="top"/>
           </w:tcPr>
           <w:p>
@@ -2360,7 +3406,7 @@
         </w:tc>
         <w:tc>
           <w:tcPr>
-            <w:tcW w:type="dxa" w:w="3456"/>
+            <w:tcW w:type="dxa" w:w="3552"/>
             <w:vAlign w:val="top"/>
           </w:tcPr>
           <w:p>
@@ -2376,9 +3422,12 @@
         </w:tc>
       </w:tr>
       <w:tr>
+        <w:trPr>
+          <w:cantSplit/>
+        </w:trPr>
         <w:tc>
           <w:tcPr>
-            <w:tcW w:type="dxa" w:w="3456"/>
+            <w:tcW w:type="dxa" w:w="3552"/>
             <w:vAlign w:val="top"/>
           </w:tcPr>
           <w:p>
@@ -2394,7 +3443,7 @@
         </w:tc>
         <w:tc>
           <w:tcPr>
-            <w:tcW w:type="dxa" w:w="3456"/>
+            <w:tcW w:type="dxa" w:w="3552"/>
             <w:vAlign w:val="top"/>
           </w:tcPr>
           <w:p>
@@ -2410,7 +3459,7 @@
         </w:tc>
         <w:tc>
           <w:tcPr>
-            <w:tcW w:type="dxa" w:w="3456"/>
+            <w:tcW w:type="dxa" w:w="3552"/>
             <w:vAlign w:val="top"/>
           </w:tcPr>
           <w:p>
@@ -2426,9 +3475,12 @@
         </w:tc>
       </w:tr>
       <w:tr>
+        <w:trPr>
+          <w:cantSplit/>
+        </w:trPr>
         <w:tc>
           <w:tcPr>
-            <w:tcW w:type="dxa" w:w="3456"/>
+            <w:tcW w:type="dxa" w:w="3552"/>
             <w:vAlign w:val="top"/>
           </w:tcPr>
           <w:p>
@@ -2444,7 +3496,7 @@
         </w:tc>
         <w:tc>
           <w:tcPr>
-            <w:tcW w:type="dxa" w:w="3456"/>
+            <w:tcW w:type="dxa" w:w="3552"/>
             <w:vAlign w:val="top"/>
           </w:tcPr>
           <w:p>
@@ -2460,7 +3512,7 @@
         </w:tc>
         <w:tc>
           <w:tcPr>
-            <w:tcW w:type="dxa" w:w="3456"/>
+            <w:tcW w:type="dxa" w:w="3552"/>
             <w:vAlign w:val="top"/>
           </w:tcPr>
           <w:p>
@@ -2476,9 +3528,12 @@
         </w:tc>
       </w:tr>
       <w:tr>
+        <w:trPr>
+          <w:cantSplit/>
+        </w:trPr>
         <w:tc>
           <w:tcPr>
-            <w:tcW w:type="dxa" w:w="3456"/>
+            <w:tcW w:type="dxa" w:w="3552"/>
             <w:vAlign w:val="top"/>
           </w:tcPr>
           <w:p>
@@ -2494,7 +3549,7 @@
         </w:tc>
         <w:tc>
           <w:tcPr>
-            <w:tcW w:type="dxa" w:w="3456"/>
+            <w:tcW w:type="dxa" w:w="3552"/>
             <w:vAlign w:val="top"/>
           </w:tcPr>
           <w:p>
@@ -2510,7 +3565,7 @@
         </w:tc>
         <w:tc>
           <w:tcPr>
-            <w:tcW w:type="dxa" w:w="3456"/>
+            <w:tcW w:type="dxa" w:w="3552"/>
             <w:vAlign w:val="top"/>
           </w:tcPr>
           <w:p>
@@ -2520,15 +3575,18 @@
                 <w:b w:val="0"/>
                 <w:sz w:val="17"/>
               </w:rPr>
-              <w:t>Available when the separate OVOS-EnMS stack or release-bundle component is deployed</w:t>
+              <w:t>Available when the separate OVOS-EnMS runtime is deployed</w:t>
             </w:r>
           </w:p>
         </w:tc>
       </w:tr>
       <w:tr>
+        <w:trPr>
+          <w:cantSplit/>
+        </w:trPr>
         <w:tc>
           <w:tcPr>
-            <w:tcW w:type="dxa" w:w="3456"/>
+            <w:tcW w:type="dxa" w:w="3552"/>
             <w:vAlign w:val="top"/>
           </w:tcPr>
           <w:p>
@@ -2544,7 +3602,7 @@
         </w:tc>
         <w:tc>
           <w:tcPr>
-            <w:tcW w:type="dxa" w:w="3456"/>
+            <w:tcW w:type="dxa" w:w="3552"/>
             <w:vAlign w:val="top"/>
           </w:tcPr>
           <w:p>
@@ -2560,7 +3618,7 @@
         </w:tc>
         <w:tc>
           <w:tcPr>
-            <w:tcW w:type="dxa" w:w="3456"/>
+            <w:tcW w:type="dxa" w:w="3552"/>
             <w:vAlign w:val="top"/>
           </w:tcPr>
           <w:p>
@@ -2576,12 +3634,18 @@
         </w:tc>
       </w:tr>
       <w:tr>
+        <w:trPr>
+          <w:cantSplit/>
+        </w:trPr>
         <w:tc>
           <w:tcPr>
-            <w:tcW w:type="dxa" w:w="3456"/>
+            <w:tcW w:type="dxa" w:w="3552"/>
             <w:vAlign w:val="top"/>
           </w:tcPr>
           <w:p>
+            <w:pPr>
+              <w:keepNext/>
+            </w:pPr>
             <w:r/>
             <w:r>
               <w:rPr>
@@ -2594,10 +3658,13 @@
         </w:tc>
         <w:tc>
           <w:tcPr>
-            <w:tcW w:type="dxa" w:w="3456"/>
+            <w:tcW w:type="dxa" w:w="3552"/>
             <w:vAlign w:val="top"/>
           </w:tcPr>
           <w:p>
+            <w:pPr>
+              <w:keepNext/>
+            </w:pPr>
             <w:r/>
             <w:r>
               <w:rPr>
@@ -2610,10 +3677,13 @@
         </w:tc>
         <w:tc>
           <w:tcPr>
-            <w:tcW w:type="dxa" w:w="3456"/>
+            <w:tcW w:type="dxa" w:w="3552"/>
             <w:vAlign w:val="top"/>
           </w:tcPr>
           <w:p>
+            <w:pPr>
+              <w:keepNext/>
+            </w:pPr>
             <w:r/>
             <w:r>
               <w:rPr>
@@ -2626,9 +3696,12 @@
         </w:tc>
       </w:tr>
       <w:tr>
+        <w:trPr>
+          <w:cantSplit/>
+        </w:trPr>
         <w:tc>
           <w:tcPr>
-            <w:tcW w:type="dxa" w:w="3456"/>
+            <w:tcW w:type="dxa" w:w="3552"/>
             <w:vAlign w:val="top"/>
           </w:tcPr>
           <w:p>
@@ -2644,7 +3717,7 @@
         </w:tc>
         <w:tc>
           <w:tcPr>
-            <w:tcW w:type="dxa" w:w="3456"/>
+            <w:tcW w:type="dxa" w:w="3552"/>
             <w:vAlign w:val="top"/>
           </w:tcPr>
           <w:p>
@@ -2660,7 +3733,7 @@
         </w:tc>
         <w:tc>
           <w:tcPr>
-            <w:tcW w:type="dxa" w:w="3456"/>
+            <w:tcW w:type="dxa" w:w="3552"/>
             <w:vAlign w:val="top"/>
           </w:tcPr>
           <w:p>
@@ -2689,7 +3762,7 @@
       <w:r>
         <w:drawing>
           <wp:inline xmlns:a="http://schemas.openxmlformats.org/drawingml/2006/main" xmlns:pic="http://schemas.openxmlformats.org/drawingml/2006/picture">
-            <wp:extent cx="6126480" cy="3675888"/>
+            <wp:extent cx="6583680" cy="3950208"/>
             <wp:docPr id="3" name="Picture 3"/>
             <wp:cNvGraphicFramePr>
               <a:graphicFrameLocks noChangeAspect="1"/>
@@ -2710,7 +3783,7 @@
                   <pic:spPr>
                     <a:xfrm>
                       <a:off x="0" y="0"/>
-                      <a:ext cx="6126480" cy="3675888"/>
+                      <a:ext cx="6583680" cy="3950208"/>
                     </a:xfrm>
                     <a:prstGeom prst="rect"/>
                   </pic:spPr>
@@ -2748,7 +3821,312 @@
         <w:pStyle w:val="Heading1"/>
       </w:pPr>
       <w:r>
-        <w:t>Security And Operational Considerations</w:t>
+        <w:t>Deployment Variants And Boundaries</w:t>
+      </w:r>
+    </w:p>
+    <w:p>
+      <w:r>
+        <w:t>The GitHub production tree supports a HumanEnerDIA base deployment. OVOS-EnMS should be described as a companion runtime sourced from its own repository unless and until a production Compose overlay is tracked in the HumanEnerDIA production repository.</w:t>
+      </w:r>
+    </w:p>
+    <w:tbl>
+      <w:tblPr>
+        <w:tblStyle w:val="TableGrid"/>
+        <w:tblW w:type="auto" w:w="0"/>
+        <w:jc w:val="center"/>
+        <w:tblLook w:firstColumn="1" w:firstRow="1" w:lastColumn="0" w:lastRow="0" w:noHBand="0" w:noVBand="1" w:val="04A0"/>
+      </w:tblPr>
+      <w:tblGrid>
+        <w:gridCol w:w="3552"/>
+        <w:gridCol w:w="3552"/>
+        <w:gridCol w:w="3552"/>
+      </w:tblGrid>
+      <w:tr>
+        <w:trPr>
+          <w:tblHeader w:val="true"/>
+          <w:cantSplit/>
+        </w:trPr>
+        <w:tc>
+          <w:tcPr>
+            <w:tcW w:type="dxa" w:w="3552"/>
+            <w:vAlign w:val="top"/>
+            <w:shd w:fill="D9EAF7"/>
+          </w:tcPr>
+          <w:p>
+            <w:r/>
+            <w:r>
+              <w:rPr>
+                <w:b/>
+                <w:sz w:val="17"/>
+              </w:rPr>
+              <w:t>Variant</w:t>
+            </w:r>
+          </w:p>
+        </w:tc>
+        <w:tc>
+          <w:tcPr>
+            <w:tcW w:type="dxa" w:w="3552"/>
+            <w:vAlign w:val="top"/>
+            <w:shd w:fill="D9EAF7"/>
+          </w:tcPr>
+          <w:p>
+            <w:r/>
+            <w:r>
+              <w:rPr>
+                <w:b/>
+                <w:sz w:val="17"/>
+              </w:rPr>
+              <w:t>Source</w:t>
+            </w:r>
+          </w:p>
+        </w:tc>
+        <w:tc>
+          <w:tcPr>
+            <w:tcW w:type="dxa" w:w="3552"/>
+            <w:vAlign w:val="top"/>
+            <w:shd w:fill="D9EAF7"/>
+          </w:tcPr>
+          <w:p>
+            <w:r/>
+            <w:r>
+              <w:rPr>
+                <w:b/>
+                <w:sz w:val="17"/>
+              </w:rPr>
+              <w:t>Boundary statement</w:t>
+            </w:r>
+          </w:p>
+        </w:tc>
+      </w:tr>
+      <w:tr>
+        <w:trPr>
+          <w:cantSplit/>
+        </w:trPr>
+        <w:tc>
+          <w:tcPr>
+            <w:tcW w:type="dxa" w:w="3552"/>
+            <w:vAlign w:val="top"/>
+          </w:tcPr>
+          <w:p>
+            <w:r/>
+            <w:r>
+              <w:rPr>
+                <w:b w:val="0"/>
+                <w:sz w:val="17"/>
+              </w:rPr>
+              <w:t>Base production Compose</w:t>
+            </w:r>
+          </w:p>
+        </w:tc>
+        <w:tc>
+          <w:tcPr>
+            <w:tcW w:type="dxa" w:w="3552"/>
+            <w:vAlign w:val="top"/>
+          </w:tcPr>
+          <w:p>
+            <w:r/>
+            <w:r>
+              <w:rPr>
+                <w:b w:val="0"/>
+                <w:sz w:val="17"/>
+              </w:rPr>
+              <w:t>docker-compose.yml in GitHub production</w:t>
+            </w:r>
+          </w:p>
+        </w:tc>
+        <w:tc>
+          <w:tcPr>
+            <w:tcW w:type="dxa" w:w="3552"/>
+            <w:vAlign w:val="top"/>
+          </w:tcPr>
+          <w:p>
+            <w:r/>
+            <w:r>
+              <w:rPr>
+                <w:b w:val="0"/>
+                <w:sz w:val="17"/>
+              </w:rPr>
+              <w:t>HumanEnerDIA services only. No OVOS service appears in the current production service list.</w:t>
+            </w:r>
+          </w:p>
+        </w:tc>
+      </w:tr>
+      <w:tr>
+        <w:trPr>
+          <w:cantSplit/>
+        </w:trPr>
+        <w:tc>
+          <w:tcPr>
+            <w:tcW w:type="dxa" w:w="3552"/>
+            <w:vAlign w:val="top"/>
+          </w:tcPr>
+          <w:p>
+            <w:r/>
+            <w:r>
+              <w:rPr>
+                <w:b w:val="0"/>
+                <w:sz w:val="17"/>
+              </w:rPr>
+              <w:t>Separate OVOS-EnMS runtime</w:t>
+            </w:r>
+          </w:p>
+        </w:tc>
+        <w:tc>
+          <w:tcPr>
+            <w:tcW w:type="dxa" w:w="3552"/>
+            <w:vAlign w:val="top"/>
+          </w:tcPr>
+          <w:p>
+            <w:r/>
+            <w:r>
+              <w:rPr>
+                <w:b w:val="0"/>
+                <w:sz w:val="17"/>
+              </w:rPr>
+              <w:t>OVOS-EnMS repository docker-compose.yml</w:t>
+            </w:r>
+          </w:p>
+        </w:tc>
+        <w:tc>
+          <w:tcPr>
+            <w:tcW w:type="dxa" w:w="3552"/>
+            <w:vAlign w:val="top"/>
+          </w:tcPr>
+          <w:p>
+            <w:r/>
+            <w:r>
+              <w:rPr>
+                <w:b w:val="0"/>
+                <w:sz w:val="17"/>
+              </w:rPr>
+              <w:t>Companion assistant runtime exposing bridge/messagebus ports and connecting to a HumanEnerDIA-compatible API.</w:t>
+            </w:r>
+          </w:p>
+        </w:tc>
+      </w:tr>
+      <w:tr>
+        <w:trPr>
+          <w:cantSplit/>
+        </w:trPr>
+        <w:tc>
+          <w:tcPr>
+            <w:tcW w:type="dxa" w:w="3552"/>
+            <w:vAlign w:val="top"/>
+          </w:tcPr>
+          <w:p>
+            <w:pPr>
+              <w:keepNext/>
+            </w:pPr>
+            <w:r/>
+            <w:r>
+              <w:rPr>
+                <w:b w:val="0"/>
+                <w:sz w:val="17"/>
+              </w:rPr>
+              <w:t>Evaluation/demo deployment</w:t>
+            </w:r>
+          </w:p>
+        </w:tc>
+        <w:tc>
+          <w:tcPr>
+            <w:tcW w:type="dxa" w:w="3552"/>
+            <w:vAlign w:val="top"/>
+          </w:tcPr>
+          <w:p>
+            <w:pPr>
+              <w:keepNext/>
+            </w:pPr>
+            <w:r/>
+            <w:r>
+              <w:rPr>
+                <w:b w:val="0"/>
+                <w:sz w:val="17"/>
+              </w:rPr>
+              <w:t>setup.sh with generated first-run secrets and simulator auto-start</w:t>
+            </w:r>
+          </w:p>
+        </w:tc>
+        <w:tc>
+          <w:tcPr>
+            <w:tcW w:type="dxa" w:w="3552"/>
+            <w:vAlign w:val="top"/>
+          </w:tcPr>
+          <w:p>
+            <w:pPr>
+              <w:keepNext/>
+            </w:pPr>
+            <w:r/>
+            <w:r>
+              <w:rPr>
+                <w:b w:val="0"/>
+                <w:sz w:val="17"/>
+              </w:rPr>
+              <w:t>Suitable for review and demonstration after health checks pass; not a substitute for production hardening.</w:t>
+            </w:r>
+          </w:p>
+        </w:tc>
+      </w:tr>
+      <w:tr>
+        <w:trPr>
+          <w:cantSplit/>
+        </w:trPr>
+        <w:tc>
+          <w:tcPr>
+            <w:tcW w:type="dxa" w:w="3552"/>
+            <w:vAlign w:val="top"/>
+          </w:tcPr>
+          <w:p>
+            <w:r/>
+            <w:r>
+              <w:rPr>
+                <w:b w:val="0"/>
+                <w:sz w:val="17"/>
+              </w:rPr>
+              <w:t>Production-hardened deployment</w:t>
+            </w:r>
+          </w:p>
+        </w:tc>
+        <w:tc>
+          <w:tcPr>
+            <w:tcW w:type="dxa" w:w="3552"/>
+            <w:vAlign w:val="top"/>
+          </w:tcPr>
+          <w:p>
+            <w:r/>
+            <w:r>
+              <w:rPr>
+                <w:b w:val="0"/>
+                <w:sz w:val="17"/>
+              </w:rPr>
+              <w:t>Operator-controlled DNS/TLS/firewall/backups/monitoring</w:t>
+            </w:r>
+          </w:p>
+        </w:tc>
+        <w:tc>
+          <w:tcPr>
+            <w:tcW w:type="dxa" w:w="3552"/>
+            <w:vAlign w:val="top"/>
+          </w:tcPr>
+          <w:p>
+            <w:r/>
+            <w:r>
+              <w:rPr>
+                <w:b w:val="0"/>
+                <w:sz w:val="17"/>
+              </w:rPr>
+              <w:t>Supported by configuration hooks but not automatically completed by the repository.</w:t>
+            </w:r>
+          </w:p>
+        </w:tc>
+      </w:tr>
+    </w:tbl>
+    <w:p/>
+    <w:p>
+      <w:pPr>
+        <w:pStyle w:val="Heading1"/>
+      </w:pPr>
+      <w:r>
+        <w:t>Security And Network Boundaries</w:t>
       </w:r>
     </w:p>
     <w:p>
@@ -2798,6 +4176,364 @@
         <w:pStyle w:val="Heading1"/>
       </w:pPr>
       <w:r>
+        <w:t>Operational Risks</w:t>
+      </w:r>
+    </w:p>
+    <w:p>
+      <w:r>
+        <w:t>The following risks are not defects in the documentation package; they are deployment and governance points that should remain visible in stakeholder handover material.</w:t>
+      </w:r>
+    </w:p>
+    <w:tbl>
+      <w:tblPr>
+        <w:tblStyle w:val="TableGrid"/>
+        <w:tblW w:type="auto" w:w="0"/>
+        <w:jc w:val="center"/>
+        <w:tblLook w:firstColumn="1" w:firstRow="1" w:lastColumn="0" w:lastRow="0" w:noHBand="0" w:noVBand="1" w:val="04A0"/>
+      </w:tblPr>
+      <w:tblGrid>
+        <w:gridCol w:w="3552"/>
+        <w:gridCol w:w="3552"/>
+        <w:gridCol w:w="3552"/>
+      </w:tblGrid>
+      <w:tr>
+        <w:trPr>
+          <w:tblHeader w:val="true"/>
+          <w:cantSplit/>
+        </w:trPr>
+        <w:tc>
+          <w:tcPr>
+            <w:tcW w:type="dxa" w:w="3552"/>
+            <w:vAlign w:val="top"/>
+            <w:shd w:fill="D9EAF7"/>
+          </w:tcPr>
+          <w:p>
+            <w:r/>
+            <w:r>
+              <w:rPr>
+                <w:b/>
+                <w:sz w:val="17"/>
+              </w:rPr>
+              <w:t>Risk area</w:t>
+            </w:r>
+          </w:p>
+        </w:tc>
+        <w:tc>
+          <w:tcPr>
+            <w:tcW w:type="dxa" w:w="3552"/>
+            <w:vAlign w:val="top"/>
+            <w:shd w:fill="D9EAF7"/>
+          </w:tcPr>
+          <w:p>
+            <w:r/>
+            <w:r>
+              <w:rPr>
+                <w:b/>
+                <w:sz w:val="17"/>
+              </w:rPr>
+              <w:t>Observed source basis</w:t>
+            </w:r>
+          </w:p>
+        </w:tc>
+        <w:tc>
+          <w:tcPr>
+            <w:tcW w:type="dxa" w:w="3552"/>
+            <w:vAlign w:val="top"/>
+            <w:shd w:fill="D9EAF7"/>
+          </w:tcPr>
+          <w:p>
+            <w:r/>
+            <w:r>
+              <w:rPr>
+                <w:b/>
+                <w:sz w:val="17"/>
+              </w:rPr>
+              <w:t>Operational action</w:t>
+            </w:r>
+          </w:p>
+        </w:tc>
+      </w:tr>
+      <w:tr>
+        <w:trPr>
+          <w:cantSplit/>
+        </w:trPr>
+        <w:tc>
+          <w:tcPr>
+            <w:tcW w:type="dxa" w:w="3552"/>
+            <w:vAlign w:val="top"/>
+          </w:tcPr>
+          <w:p>
+            <w:r/>
+            <w:r>
+              <w:rPr>
+                <w:b w:val="0"/>
+                <w:sz w:val="17"/>
+              </w:rPr>
+              <w:t>Directly mapped internal ports</w:t>
+            </w:r>
+          </w:p>
+        </w:tc>
+        <w:tc>
+          <w:tcPr>
+            <w:tcW w:type="dxa" w:w="3552"/>
+            <w:vAlign w:val="top"/>
+          </w:tcPr>
+          <w:p>
+            <w:r/>
+            <w:r>
+              <w:rPr>
+                <w:b w:val="0"/>
+                <w:sz w:val="17"/>
+              </w:rPr>
+              <w:t>PostgreSQL, MQTT, Redis, Grafana, Node-RED, analytics, auth, Rasa, chatbot, simulator ports are mapped for access/operations.</w:t>
+            </w:r>
+          </w:p>
+        </w:tc>
+        <w:tc>
+          <w:tcPr>
+            <w:tcW w:type="dxa" w:w="3552"/>
+            <w:vAlign w:val="top"/>
+          </w:tcPr>
+          <w:p>
+            <w:r/>
+            <w:r>
+              <w:rPr>
+                <w:b w:val="0"/>
+                <w:sz w:val="17"/>
+              </w:rPr>
+              <w:t>Restrict with firewall or upstream network policy before public exposure.</w:t>
+            </w:r>
+          </w:p>
+        </w:tc>
+      </w:tr>
+      <w:tr>
+        <w:trPr>
+          <w:cantSplit/>
+        </w:trPr>
+        <w:tc>
+          <w:tcPr>
+            <w:tcW w:type="dxa" w:w="3552"/>
+            <w:vAlign w:val="top"/>
+          </w:tcPr>
+          <w:p>
+            <w:r/>
+            <w:r>
+              <w:rPr>
+                <w:b w:val="0"/>
+                <w:sz w:val="17"/>
+              </w:rPr>
+              <w:t>Runtime data persistence</w:t>
+            </w:r>
+          </w:p>
+        </w:tc>
+        <w:tc>
+          <w:tcPr>
+            <w:tcW w:type="dxa" w:w="3552"/>
+            <w:vAlign w:val="top"/>
+          </w:tcPr>
+          <w:p>
+            <w:r/>
+            <w:r>
+              <w:rPr>
+                <w:b w:val="0"/>
+                <w:sz w:val="17"/>
+              </w:rPr>
+              <w:t>Named Docker volumes retain database, Grafana, MQTT, Redis, and Node-RED data.</w:t>
+            </w:r>
+          </w:p>
+        </w:tc>
+        <w:tc>
+          <w:tcPr>
+            <w:tcW w:type="dxa" w:w="3552"/>
+            <w:vAlign w:val="top"/>
+          </w:tcPr>
+          <w:p>
+            <w:r/>
+            <w:r>
+              <w:rPr>
+                <w:b w:val="0"/>
+                <w:sz w:val="17"/>
+              </w:rPr>
+              <w:t>Back up before destructive redeployments or volume removal.</w:t>
+            </w:r>
+          </w:p>
+        </w:tc>
+      </w:tr>
+      <w:tr>
+        <w:trPr>
+          <w:cantSplit/>
+        </w:trPr>
+        <w:tc>
+          <w:tcPr>
+            <w:tcW w:type="dxa" w:w="3552"/>
+            <w:vAlign w:val="top"/>
+          </w:tcPr>
+          <w:p>
+            <w:r/>
+            <w:r>
+              <w:rPr>
+                <w:b w:val="0"/>
+                <w:sz w:val="17"/>
+              </w:rPr>
+              <w:t>Credentials</w:t>
+            </w:r>
+          </w:p>
+        </w:tc>
+        <w:tc>
+          <w:tcPr>
+            <w:tcW w:type="dxa" w:w="3552"/>
+            <w:vAlign w:val="top"/>
+          </w:tcPr>
+          <w:p>
+            <w:r/>
+            <w:r>
+              <w:rPr>
+                <w:b w:val="0"/>
+                <w:sz w:val="17"/>
+              </w:rPr>
+              <w:t>.env is generated locally and ignored; .env.example contains placeholders.</w:t>
+            </w:r>
+          </w:p>
+        </w:tc>
+        <w:tc>
+          <w:tcPr>
+            <w:tcW w:type="dxa" w:w="3552"/>
+            <w:vAlign w:val="top"/>
+          </w:tcPr>
+          <w:p>
+            <w:r/>
+            <w:r>
+              <w:rPr>
+                <w:b w:val="0"/>
+                <w:sz w:val="17"/>
+              </w:rPr>
+              <w:t>Rotate generated credentials and never disclose .env values.</w:t>
+            </w:r>
+          </w:p>
+        </w:tc>
+      </w:tr>
+      <w:tr>
+        <w:trPr>
+          <w:cantSplit/>
+        </w:trPr>
+        <w:tc>
+          <w:tcPr>
+            <w:tcW w:type="dxa" w:w="3552"/>
+            <w:vAlign w:val="top"/>
+          </w:tcPr>
+          <w:p>
+            <w:pPr>
+              <w:keepNext/>
+            </w:pPr>
+            <w:r/>
+            <w:r>
+              <w:rPr>
+                <w:b w:val="0"/>
+                <w:sz w:val="17"/>
+              </w:rPr>
+              <w:t>Report semantics</w:t>
+            </w:r>
+          </w:p>
+        </w:tc>
+        <w:tc>
+          <w:tcPr>
+            <w:tcW w:type="dxa" w:w="3552"/>
+            <w:vAlign w:val="top"/>
+          </w:tcPr>
+          <w:p>
+            <w:pPr>
+              <w:keepNext/>
+            </w:pPr>
+            <w:r/>
+            <w:r>
+              <w:rPr>
+                <w:b w:val="0"/>
+                <w:sz w:val="17"/>
+              </w:rPr>
+              <w:t>Some V2 report calculations use estimates/placeholders.</w:t>
+            </w:r>
+          </w:p>
+        </w:tc>
+        <w:tc>
+          <w:tcPr>
+            <w:tcW w:type="dxa" w:w="3552"/>
+            <w:vAlign w:val="top"/>
+          </w:tcPr>
+          <w:p>
+            <w:pPr>
+              <w:keepNext/>
+            </w:pPr>
+            <w:r/>
+            <w:r>
+              <w:rPr>
+                <w:b w:val="0"/>
+                <w:sz w:val="17"/>
+              </w:rPr>
+              <w:t>Label audit-grade use as requiring review and validation.</w:t>
+            </w:r>
+          </w:p>
+        </w:tc>
+      </w:tr>
+      <w:tr>
+        <w:trPr>
+          <w:cantSplit/>
+        </w:trPr>
+        <w:tc>
+          <w:tcPr>
+            <w:tcW w:type="dxa" w:w="3552"/>
+            <w:vAlign w:val="top"/>
+          </w:tcPr>
+          <w:p>
+            <w:r/>
+            <w:r>
+              <w:rPr>
+                <w:b w:val="0"/>
+                <w:sz w:val="17"/>
+              </w:rPr>
+              <w:t>OVOS availability</w:t>
+            </w:r>
+          </w:p>
+        </w:tc>
+        <w:tc>
+          <w:tcPr>
+            <w:tcW w:type="dxa" w:w="3552"/>
+            <w:vAlign w:val="top"/>
+          </w:tcPr>
+          <w:p>
+            <w:r/>
+            <w:r>
+              <w:rPr>
+                <w:b w:val="0"/>
+                <w:sz w:val="17"/>
+              </w:rPr>
+              <w:t>Production base Compose does not start OVOS.</w:t>
+            </w:r>
+          </w:p>
+        </w:tc>
+        <w:tc>
+          <w:tcPr>
+            <w:tcW w:type="dxa" w:w="3552"/>
+            <w:vAlign w:val="top"/>
+          </w:tcPr>
+          <w:p>
+            <w:r/>
+            <w:r>
+              <w:rPr>
+                <w:b w:val="0"/>
+                <w:sz w:val="17"/>
+              </w:rPr>
+              <w:t>Deploy and verify OVOS-EnMS separately when assistant access is in scope.</w:t>
+            </w:r>
+          </w:p>
+        </w:tc>
+      </w:tr>
+    </w:tbl>
+    <w:p/>
+    <w:p>
+      <w:pPr>
+        <w:pStyle w:val="Heading1"/>
+      </w:pPr>
+      <w:r>
         <w:t>Limitations And Assumptions</w:t>
       </w:r>
     </w:p>
@@ -2814,16 +4550,17 @@
         <w:tblLook w:firstColumn="1" w:firstRow="1" w:lastColumn="0" w:lastRow="0" w:noHBand="0" w:noVBand="1" w:val="04A0"/>
       </w:tblPr>
       <w:tblGrid>
-        <w:gridCol w:w="5184"/>
-        <w:gridCol w:w="5184"/>
+        <w:gridCol w:w="5328"/>
+        <w:gridCol w:w="5328"/>
       </w:tblGrid>
       <w:tr>
         <w:trPr>
           <w:tblHeader w:val="true"/>
+          <w:cantSplit/>
         </w:trPr>
         <w:tc>
           <w:tcPr>
-            <w:tcW w:type="dxa" w:w="5184"/>
+            <w:tcW w:type="dxa" w:w="5328"/>
             <w:vAlign w:val="top"/>
             <w:shd w:fill="D9EAF7"/>
           </w:tcPr>
@@ -2840,7 +4577,7 @@
         </w:tc>
         <w:tc>
           <w:tcPr>
-            <w:tcW w:type="dxa" w:w="5184"/>
+            <w:tcW w:type="dxa" w:w="5328"/>
             <w:vAlign w:val="top"/>
             <w:shd w:fill="D9EAF7"/>
           </w:tcPr>
@@ -2857,9 +4594,12 @@
         </w:tc>
       </w:tr>
       <w:tr>
+        <w:trPr>
+          <w:cantSplit/>
+        </w:trPr>
         <w:tc>
           <w:tcPr>
-            <w:tcW w:type="dxa" w:w="5184"/>
+            <w:tcW w:type="dxa" w:w="5328"/>
             <w:vAlign w:val="top"/>
           </w:tcPr>
           <w:p>
@@ -2875,7 +4615,7 @@
         </w:tc>
         <w:tc>
           <w:tcPr>
-            <w:tcW w:type="dxa" w:w="5184"/>
+            <w:tcW w:type="dxa" w:w="5328"/>
             <w:vAlign w:val="top"/>
           </w:tcPr>
           <w:p>
@@ -2891,9 +4631,12 @@
         </w:tc>
       </w:tr>
       <w:tr>
+        <w:trPr>
+          <w:cantSplit/>
+        </w:trPr>
         <w:tc>
           <w:tcPr>
-            <w:tcW w:type="dxa" w:w="5184"/>
+            <w:tcW w:type="dxa" w:w="5328"/>
             <w:vAlign w:val="top"/>
           </w:tcPr>
           <w:p>
@@ -2909,7 +4652,7 @@
         </w:tc>
         <w:tc>
           <w:tcPr>
-            <w:tcW w:type="dxa" w:w="5184"/>
+            <w:tcW w:type="dxa" w:w="5328"/>
             <w:vAlign w:val="top"/>
           </w:tcPr>
           <w:p>
@@ -2919,15 +4662,18 @@
                 <w:b w:val="0"/>
                 <w:sz w:val="17"/>
               </w:rPr>
-              <w:t>The GitHub production base docker-compose.yml does not define an OVOS service. OVOS-EnMS is documented as a separate source repository and as an embedded component in the full-stack release archive.</w:t>
+              <w:t>The GitHub production base docker-compose.yml does not define an OVOS service. OVOS-EnMS is documented as a separate source repository and companion assistant runtime.</w:t>
             </w:r>
           </w:p>
         </w:tc>
       </w:tr>
       <w:tr>
+        <w:trPr>
+          <w:cantSplit/>
+        </w:trPr>
         <w:tc>
           <w:tcPr>
-            <w:tcW w:type="dxa" w:w="5184"/>
+            <w:tcW w:type="dxa" w:w="5328"/>
             <w:vAlign w:val="top"/>
           </w:tcPr>
           <w:p>
@@ -2937,13 +4683,13 @@
                 <w:b w:val="0"/>
                 <w:sz w:val="17"/>
               </w:rPr>
-              <w:t>OVOS release artifact</w:t>
+              <w:t>OVOS optional LLM fallback</w:t>
             </w:r>
           </w:p>
         </w:tc>
         <w:tc>
           <w:tcPr>
-            <w:tcW w:type="dxa" w:w="5184"/>
+            <w:tcW w:type="dxa" w:w="5328"/>
             <w:vAlign w:val="top"/>
           </w:tcPr>
           <w:p>
@@ -2953,15 +4699,18 @@
                 <w:b w:val="0"/>
                 <w:sz w:val="17"/>
               </w:rPr>
-              <w:t>Release notes state optional GGUF model weights are not bundled by default.</w:t>
+              <w:t>The OVOS-EnMS Dockerfile installs LLM fallback dependencies only when INSTALL_LLM_FALLBACK=true. Model availability must be verified in the OVOS-EnMS repository/runtime.</w:t>
             </w:r>
           </w:p>
         </w:tc>
       </w:tr>
       <w:tr>
+        <w:trPr>
+          <w:cantSplit/>
+        </w:trPr>
         <w:tc>
           <w:tcPr>
-            <w:tcW w:type="dxa" w:w="5184"/>
+            <w:tcW w:type="dxa" w:w="5328"/>
             <w:vAlign w:val="top"/>
           </w:tcPr>
           <w:p>
@@ -2977,7 +4726,7 @@
         </w:tc>
         <w:tc>
           <w:tcPr>
-            <w:tcW w:type="dxa" w:w="5184"/>
+            <w:tcW w:type="dxa" w:w="5328"/>
             <w:vAlign w:val="top"/>
           </w:tcPr>
           <w:p>
@@ -2993,9 +4742,12 @@
         </w:tc>
       </w:tr>
       <w:tr>
+        <w:trPr>
+          <w:cantSplit/>
+        </w:trPr>
         <w:tc>
           <w:tcPr>
-            <w:tcW w:type="dxa" w:w="5184"/>
+            <w:tcW w:type="dxa" w:w="5328"/>
             <w:vAlign w:val="top"/>
           </w:tcPr>
           <w:p>
@@ -3011,7 +4763,7 @@
         </w:tc>
         <w:tc>
           <w:tcPr>
-            <w:tcW w:type="dxa" w:w="5184"/>
+            <w:tcW w:type="dxa" w:w="5328"/>
             <w:vAlign w:val="top"/>
           </w:tcPr>
           <w:p>
@@ -3027,12 +4779,18 @@
         </w:tc>
       </w:tr>
       <w:tr>
+        <w:trPr>
+          <w:cantSplit/>
+        </w:trPr>
         <w:tc>
           <w:tcPr>
-            <w:tcW w:type="dxa" w:w="5184"/>
+            <w:tcW w:type="dxa" w:w="5328"/>
             <w:vAlign w:val="top"/>
           </w:tcPr>
           <w:p>
+            <w:pPr>
+              <w:keepNext/>
+            </w:pPr>
             <w:r/>
             <w:r>
               <w:rPr>
@@ -3045,10 +4803,13 @@
         </w:tc>
         <w:tc>
           <w:tcPr>
-            <w:tcW w:type="dxa" w:w="5184"/>
+            <w:tcW w:type="dxa" w:w="5328"/>
             <w:vAlign w:val="top"/>
           </w:tcPr>
           <w:p>
+            <w:pPr>
+              <w:keepNext/>
+            </w:pPr>
             <w:r/>
             <w:r>
               <w:rPr>
@@ -3061,9 +4822,12 @@
         </w:tc>
       </w:tr>
       <w:tr>
+        <w:trPr>
+          <w:cantSplit/>
+        </w:trPr>
         <w:tc>
           <w:tcPr>
-            <w:tcW w:type="dxa" w:w="5184"/>
+            <w:tcW w:type="dxa" w:w="5328"/>
             <w:vAlign w:val="top"/>
           </w:tcPr>
           <w:p>
@@ -3079,7 +4843,7 @@
         </w:tc>
         <w:tc>
           <w:tcPr>
-            <w:tcW w:type="dxa" w:w="5184"/>
+            <w:tcW w:type="dxa" w:w="5328"/>
             <w:vAlign w:val="top"/>
           </w:tcPr>
           <w:p>
@@ -3101,12 +4865,12 @@
         <w:pStyle w:val="Heading1"/>
       </w:pPr>
       <w:r>
-        <w:t>Evidence References</w:t>
+        <w:t>Source References</w:t>
       </w:r>
     </w:p>
     <w:p>
       <w:r>
-        <w:t>The table below lists the main local evidence used for this document. It is not a full file inventory; it identifies the sources behind the material claims.</w:t>
+        <w:t>The table below lists the main source material used for this document. It is not a full file inventory; it identifies the sources behind the material claims.</w:t>
       </w:r>
     </w:p>
     <w:tbl>
@@ -3117,16 +4881,17 @@
         <w:tblLook w:firstColumn="1" w:firstRow="1" w:lastColumn="0" w:lastRow="0" w:noHBand="0" w:noVBand="1" w:val="04A0"/>
       </w:tblPr>
       <w:tblGrid>
-        <w:gridCol w:w="5184"/>
-        <w:gridCol w:w="5184"/>
+        <w:gridCol w:w="5328"/>
+        <w:gridCol w:w="5328"/>
       </w:tblGrid>
       <w:tr>
         <w:trPr>
           <w:tblHeader w:val="true"/>
+          <w:cantSplit/>
         </w:trPr>
         <w:tc>
           <w:tcPr>
-            <w:tcW w:type="dxa" w:w="5184"/>
+            <w:tcW w:type="dxa" w:w="5328"/>
             <w:vAlign w:val="top"/>
             <w:shd w:fill="D9EAF7"/>
           </w:tcPr>
@@ -3143,7 +4908,7 @@
         </w:tc>
         <w:tc>
           <w:tcPr>
-            <w:tcW w:type="dxa" w:w="5184"/>
+            <w:tcW w:type="dxa" w:w="5328"/>
             <w:vAlign w:val="top"/>
             <w:shd w:fill="D9EAF7"/>
           </w:tcPr>
@@ -3154,15 +4919,18 @@
                 <w:b/>
                 <w:sz w:val="17"/>
               </w:rPr>
-              <w:t>Evidence</w:t>
+              <w:t>Source material</w:t>
             </w:r>
           </w:p>
         </w:tc>
       </w:tr>
       <w:tr>
+        <w:trPr>
+          <w:cantSplit/>
+        </w:trPr>
         <w:tc>
           <w:tcPr>
-            <w:tcW w:type="dxa" w:w="5184"/>
+            <w:tcW w:type="dxa" w:w="5328"/>
             <w:vAlign w:val="top"/>
           </w:tcPr>
           <w:p>
@@ -3178,7 +4946,7 @@
         </w:tc>
         <w:tc>
           <w:tcPr>
-            <w:tcW w:type="dxa" w:w="5184"/>
+            <w:tcW w:type="dxa" w:w="5328"/>
             <w:vAlign w:val="top"/>
           </w:tcPr>
           <w:p>
@@ -3194,9 +4962,12 @@
         </w:tc>
       </w:tr>
       <w:tr>
+        <w:trPr>
+          <w:cantSplit/>
+        </w:trPr>
         <w:tc>
           <w:tcPr>
-            <w:tcW w:type="dxa" w:w="5184"/>
+            <w:tcW w:type="dxa" w:w="5328"/>
             <w:vAlign w:val="top"/>
           </w:tcPr>
           <w:p>
@@ -3212,7 +4983,7 @@
         </w:tc>
         <w:tc>
           <w:tcPr>
-            <w:tcW w:type="dxa" w:w="5184"/>
+            <w:tcW w:type="dxa" w:w="5328"/>
             <w:vAlign w:val="top"/>
           </w:tcPr>
           <w:p>
@@ -3222,15 +4993,18 @@
                 <w:b w:val="0"/>
                 <w:sz w:val="17"/>
               </w:rPr>
-              <w:t>releases/HumanEnerDIA-full-stack-v1.0.0-release-notes.md</w:t>
+              <w:t>OVOS-EnMS repository: docker-compose.yml; Dockerfile; enms-ovos-skill/config.yaml.template; enms-ovos-skill/settings.docker.json; enms-ovos-skill/settingsmeta.yaml</w:t>
             </w:r>
           </w:p>
         </w:tc>
       </w:tr>
       <w:tr>
+        <w:trPr>
+          <w:cantSplit/>
+        </w:trPr>
         <w:tc>
           <w:tcPr>
-            <w:tcW w:type="dxa" w:w="5184"/>
+            <w:tcW w:type="dxa" w:w="5328"/>
             <w:vAlign w:val="top"/>
           </w:tcPr>
           <w:p>
@@ -3246,7 +5020,7 @@
         </w:tc>
         <w:tc>
           <w:tcPr>
-            <w:tcW w:type="dxa" w:w="5184"/>
+            <w:tcW w:type="dxa" w:w="5328"/>
             <w:vAlign w:val="top"/>
           </w:tcPr>
           <w:p>
@@ -3262,9 +5036,12 @@
         </w:tc>
       </w:tr>
       <w:tr>
+        <w:trPr>
+          <w:cantSplit/>
+        </w:trPr>
         <w:tc>
           <w:tcPr>
-            <w:tcW w:type="dxa" w:w="5184"/>
+            <w:tcW w:type="dxa" w:w="5328"/>
             <w:vAlign w:val="top"/>
           </w:tcPr>
           <w:p>
@@ -3280,7 +5057,7 @@
         </w:tc>
         <w:tc>
           <w:tcPr>
-            <w:tcW w:type="dxa" w:w="5184"/>
+            <w:tcW w:type="dxa" w:w="5328"/>
             <w:vAlign w:val="top"/>
           </w:tcPr>
           <w:p>
@@ -3296,9 +5073,12 @@
         </w:tc>
       </w:tr>
       <w:tr>
+        <w:trPr>
+          <w:cantSplit/>
+        </w:trPr>
         <w:tc>
           <w:tcPr>
-            <w:tcW w:type="dxa" w:w="5184"/>
+            <w:tcW w:type="dxa" w:w="5328"/>
             <w:vAlign w:val="top"/>
           </w:tcPr>
           <w:p>
@@ -3314,7 +5094,7 @@
         </w:tc>
         <w:tc>
           <w:tcPr>
-            <w:tcW w:type="dxa" w:w="5184"/>
+            <w:tcW w:type="dxa" w:w="5328"/>
             <w:vAlign w:val="top"/>
           </w:tcPr>
           <w:p>
@@ -3330,12 +5110,18 @@
         </w:tc>
       </w:tr>
       <w:tr>
+        <w:trPr>
+          <w:cantSplit/>
+        </w:trPr>
         <w:tc>
           <w:tcPr>
-            <w:tcW w:type="dxa" w:w="5184"/>
+            <w:tcW w:type="dxa" w:w="5328"/>
             <w:vAlign w:val="top"/>
           </w:tcPr>
           <w:p>
+            <w:pPr>
+              <w:keepNext/>
+            </w:pPr>
             <w:r/>
             <w:r>
               <w:rPr>
@@ -3348,10 +5134,13 @@
         </w:tc>
         <w:tc>
           <w:tcPr>
-            <w:tcW w:type="dxa" w:w="5184"/>
+            <w:tcW w:type="dxa" w:w="5328"/>
             <w:vAlign w:val="top"/>
           </w:tcPr>
           <w:p>
+            <w:pPr>
+              <w:keepNext/>
+            </w:pPr>
             <w:r/>
             <w:r>
               <w:rPr>
@@ -3364,9 +5153,12 @@
         </w:tc>
       </w:tr>
       <w:tr>
+        <w:trPr>
+          <w:cantSplit/>
+        </w:trPr>
         <w:tc>
           <w:tcPr>
-            <w:tcW w:type="dxa" w:w="5184"/>
+            <w:tcW w:type="dxa" w:w="5328"/>
             <w:vAlign w:val="top"/>
           </w:tcPr>
           <w:p>
@@ -3382,7 +5174,7 @@
         </w:tc>
         <w:tc>
           <w:tcPr>
-            <w:tcW w:type="dxa" w:w="5184"/>
+            <w:tcW w:type="dxa" w:w="5328"/>
             <w:vAlign w:val="top"/>
           </w:tcPr>
           <w:p>
@@ -3402,7 +5194,7 @@
     <w:sectPr>
       <w:footerReference w:type="default" r:id="rId12"/>
       <w:pgSz w:w="12240" w:h="15840"/>
-      <w:pgMar w:top="936" w:right="936" w:bottom="936" w:left="936" w:header="720" w:footer="720" w:gutter="0"/>
+      <w:pgMar w:top="864" w:right="792" w:bottom="864" w:left="792" w:header="720" w:footer="720" w:gutter="0"/>
       <w:cols w:space="720"/>
       <w:docGrid w:linePitch="360"/>
     </w:sectPr>
@@ -3422,7 +5214,7 @@
         <w:color w:val="64748B"/>
         <w:sz w:val="16"/>
       </w:rPr>
-      <w:t>WASABI / HumanEnerDIA / OVOS-EnMS | System Architecture Report | Version 1.0 | 2026-06-08</w:t>
+      <w:t>WASABI / HumanEnerDIA / OVOS-EnMS | System Architecture Report | Version 1.1 | 2026-06-09</w:t>
     </w:r>
   </w:p>
 </w:ftr>

--- a/docs/final-delivery/System Architecture Report.docx
+++ b/docs/final-delivery/System Architecture Report.docx
@@ -229,7 +229,7 @@
         <w:t xml:space="preserve">Source basis: </w:t>
       </w:r>
       <w:r>
-        <w:t>Claims are tied to local source code, Docker configuration, SQL initialization files, and verified compose validation.</w:t>
+        <w:t>Claims are tied to tracked source code, Docker configuration, SQL initialization files, and verified compose validation.</w:t>
       </w:r>
     </w:p>
     <w:p>
@@ -403,6 +403,11 @@
     <w:p>
       <w:r>
         <w:t>The system has three boundaries that must remain distinct in delivery documentation. HumanEnerDIA / EnMS is the energy management backend and visualization stack. OVOS-EnMS is the voice/natural-language assistant layer that integrates with the analytics API. The Rasa chatbot is a text-oriented help and knowledge path, not the same runtime as the OVOS skill.</w:t>
+      </w:r>
+    </w:p>
+    <w:p>
+      <w:r>
+        <w:t>The table below defines the delivery boundaries so readers can distinguish the EnMS platform, the companion OVOS runtime, and the external users or integrators that interact with them.</w:t>
       </w:r>
     </w:p>
     <w:tbl>
@@ -645,6 +650,11 @@
     </w:tbl>
     <w:p/>
     <w:p>
+      <w:r>
+        <w:t>Operationally, this boundary view prevents the EnMS platform, text chatbot, and OVOS assistant from being described as one inseparable runtime. That distinction matters when deploying only EnMS, only OVOS, or the full stack.</w:t>
+      </w:r>
+    </w:p>
+    <w:p>
       <w:pPr>
         <w:pStyle w:val="Heading1"/>
       </w:pPr>
@@ -655,6 +665,11 @@
     <w:p>
       <w:r>
         <w:t>The architecture separates gateway, domain API, storage, ingestion, visualization, simulation, authentication, text-help chatbot, and voice/natural-language assistant concerns. This separation is visible in the Compose service list and in the route/service/module layout.</w:t>
+      </w:r>
+    </w:p>
+    <w:p>
+      <w:r>
+        <w:t>Read this table as a responsibility map: each row identifies the architectural owner for a capability and the source material that supports that assignment.</w:t>
       </w:r>
     </w:p>
     <w:tbl>
@@ -1268,6 +1283,11 @@
     </w:tbl>
     <w:p/>
     <w:p>
+      <w:r>
+        <w:t>The responsibilities show that HumanEnerDIA is modular: gateway, storage, ingestion, analytics, visualization, authentication, chatbot, and assistant functions can be discussed and verified separately.</w:t>
+      </w:r>
+    </w:p>
+    <w:p>
       <w:pPr>
         <w:pStyle w:val="Heading1"/>
       </w:pPr>
@@ -1277,7 +1297,12 @@
     </w:p>
     <w:p>
       <w:r>
-        <w:t>The base runtime service inventory below is taken from docker-compose.yml and verified by docker compose config --quiet during this documentation pass.</w:t>
+        <w:t>The base runtime service inventory below is taken from docker-compose.yml and validated with docker compose config --quiet for the current delivery state.</w:t>
+      </w:r>
+    </w:p>
+    <w:p>
+      <w:r>
+        <w:t>The service inventory explains what runs in the base Compose deployment and what role each service plays in the operational stack.</w:t>
       </w:r>
     </w:p>
     <w:tbl>
@@ -2423,6 +2448,11 @@
     </w:tbl>
     <w:p/>
     <w:p>
+      <w:r>
+        <w:t>This inventory confirms that the base EnMS deployment is a multi-service stack. Operators should use it to plan resource allocation, health checks, firewall policy, and troubleshooting ownership.</w:t>
+      </w:r>
+    </w:p>
+    <w:p>
       <w:pPr>
         <w:pStyle w:val="Heading1"/>
       </w:pPr>
@@ -2433,6 +2463,11 @@
     <w:p>
       <w:r>
         <w:t>The main runtime dependencies are directional: clients enter through gateway or assistant bridge paths, domain services call databases and supporting middleware, and telemetry flows from producers into storage before it is consumed by dashboards, APIs, reports, and assistants.</w:t>
+      </w:r>
+    </w:p>
+    <w:p>
+      <w:r>
+        <w:t>The dependency flows show how requests and data move through the stack from the point of entry to storage, analytics, dashboards, and assistant responses.</w:t>
       </w:r>
     </w:p>
     <w:tbl>
@@ -2717,6 +2752,11 @@
     </w:tbl>
     <w:p/>
     <w:p>
+      <w:r>
+        <w:t>The flow relationships show where failures will propagate. For example, stale telemetry affects dashboards and assistant answers, while gateway routing issues can affect multiple browser-facing paths.</w:t>
+      </w:r>
+    </w:p>
+    <w:p>
       <w:pPr>
         <w:pStyle w:val="Heading1"/>
       </w:pPr>
@@ -2780,6 +2820,11 @@
     <w:p>
       <w:r>
         <w:t>TimescaleDB hypertables and continuous aggregates provide raw and aggregated time-series views. The analytics service reads from those tables and aggregate views to support KPIs, baselines, forecasts, anomalies, reports, Grafana dashboards, and OVOS-facing responses.</w:t>
+      </w:r>
+    </w:p>
+    <w:p>
+      <w:r>
+        <w:t>This table follows telemetry through each processing stage, from publication to storage and then to downstream consumers.</w:t>
       </w:r>
     </w:p>
     <w:tbl>
@@ -3128,6 +3173,11 @@
     </w:tbl>
     <w:p/>
     <w:p>
+      <w:r>
+        <w:t>The data flow emphasizes that KPIs and reports depend on successful ingestion, storage, and aggregate refresh. It also clarifies where external device integration would connect.</w:t>
+      </w:r>
+    </w:p>
+    <w:p>
       <w:pPr>
         <w:pStyle w:val="Heading1"/>
       </w:pPr>
@@ -3138,6 +3188,11 @@
     <w:p>
       <w:r>
         <w:t>External browser access normally enters through Nginx. Direct service ports are exposed for operations and development; production exposure should be restricted by firewall or reverse proxy policy.</w:t>
+      </w:r>
+    </w:p>
+    <w:p>
+      <w:r>
+        <w:t>The interface list identifies the main access routes and clarifies which paths are intended for browsers, APIs, operations tools, or the optional assistant bridge.</w:t>
       </w:r>
     </w:p>
     <w:tbl>
@@ -3751,6 +3806,11 @@
     </w:tbl>
     <w:p/>
     <w:p>
+      <w:r>
+        <w:t>The interface list supports access planning. Public deployments should prefer controlled gateway routes and restrict direct service ports unless an operational need is approved.</w:t>
+      </w:r>
+    </w:p>
+    <w:p>
       <w:pPr>
         <w:pStyle w:val="Heading1"/>
       </w:pPr>
@@ -3827,6 +3887,11 @@
     <w:p>
       <w:r>
         <w:t>The GitHub production tree supports a HumanEnerDIA base deployment. OVOS-EnMS should be described as a companion runtime sourced from its own repository unless and until a production Compose overlay is tracked in the HumanEnerDIA production repository.</w:t>
+      </w:r>
+    </w:p>
+    <w:p>
+      <w:r>
+        <w:t>The deployment variants table separates evaluation, base production, companion OVOS, and hardened production responsibilities.</w:t>
       </w:r>
     </w:p>
     <w:tbl>
@@ -4061,7 +4126,7 @@
                 <w:b w:val="0"/>
                 <w:sz w:val="17"/>
               </w:rPr>
-              <w:t>Suitable for review and demonstration after health checks pass; not a substitute for production hardening.</w:t>
+              <w:t>Suitable for review and demonstration after health checks pass; production hardening remains a separate deployment responsibility.</w:t>
             </w:r>
           </w:p>
         </w:tc>
@@ -4121,6 +4186,11 @@
       </w:tr>
     </w:tbl>
     <w:p/>
+    <w:p>
+      <w:r>
+        <w:t>These variants allow WASABI stakeholders and operators to choose the correct package without assuming that OVOS is always bundled into the EnMS runtime.</w:t>
+      </w:r>
+    </w:p>
     <w:p>
       <w:pPr>
         <w:pStyle w:val="Heading1"/>
@@ -4182,6 +4252,11 @@
     <w:p>
       <w:r>
         <w:t>The following risks are not defects in the documentation package; they are deployment and governance points that should remain visible in stakeholder handover material.</w:t>
+      </w:r>
+    </w:p>
+    <w:p>
+      <w:r>
+        <w:t>The operational risk table summarizes deployment choices that require operator governance in a production environment.</w:t>
       </w:r>
     </w:p>
     <w:tbl>
@@ -4469,7 +4544,7 @@
                 <w:b w:val="0"/>
                 <w:sz w:val="17"/>
               </w:rPr>
-              <w:t>Label audit-grade use as requiring review and validation.</w:t>
+              <w:t>Formal audit use requires independent formula, source-data, tariff-factor, and carbon-factor validation.</w:t>
             </w:r>
           </w:p>
         </w:tc>
@@ -4530,6 +4605,11 @@
     </w:tbl>
     <w:p/>
     <w:p>
+      <w:r>
+        <w:t>The listed risks are manageable with normal production controls: firewalling, credential rotation, backups, monitoring, and explicit assistant deployment.</w:t>
+      </w:r>
+    </w:p>
+    <w:p>
       <w:pPr>
         <w:pStyle w:val="Heading1"/>
       </w:pPr>
@@ -4539,7 +4619,12 @@
     </w:p>
     <w:p>
       <w:r>
-        <w:t>The following items should be reviewed before stakeholder distribution. They are documented to avoid overstating the current implementation.</w:t>
+        <w:t>This section summarizes the current validation status, scope boundaries, and operational considerations for the delivered system.</w:t>
+      </w:r>
+    </w:p>
+    <w:p>
+      <w:r>
+        <w:t>The limitations table defines scope boundaries that affect validation, audit use, optional assistant behavior, and production readiness.</w:t>
       </w:r>
     </w:p>
     <w:tbl>
@@ -4625,7 +4710,7 @@
                 <w:b w:val="0"/>
                 <w:sz w:val="17"/>
               </w:rPr>
-              <w:t>This documentation package records compose validation. Live health checks require a running deployment and are not implied unless run separately.</w:t>
+              <w:t>Compose validation is confirmed where stated. Live health checks are deployment-specific and require a running target environment.</w:t>
             </w:r>
           </w:p>
         </w:tc>
@@ -4773,7 +4858,7 @@
                 <w:b w:val="0"/>
                 <w:sz w:val="17"/>
               </w:rPr>
-              <w:t>V2 report code is implemented, but some service calculations use derived/proportional or placeholder values; final stakeholders should review report semantics before audit use.</w:t>
+              <w:t>V2 report code is implemented, but some service calculations use derived, proportional, or placeholder values. Formal audit use requires independent validation of formulas, source data, tariff factors, carbon factors, and generated report semantics.</w:t>
             </w:r>
           </w:p>
         </w:tc>
@@ -4861,6 +4946,11 @@
     </w:tbl>
     <w:p/>
     <w:p>
+      <w:r>
+        <w:t>Together, these points define the verified scope of the current delivery and the operational responsibilities required before production use. They preserve a clear distinction between implemented capability, deployment configuration, and assurance activities that belong to the target operating environment.</w:t>
+      </w:r>
+    </w:p>
+    <w:p>
       <w:pPr>
         <w:pStyle w:val="Heading1"/>
       </w:pPr>
@@ -4871,6 +4961,11 @@
     <w:p>
       <w:r>
         <w:t>The table below lists the main source material used for this document. It is not a full file inventory; it identifies the sources behind the material claims.</w:t>
+      </w:r>
+    </w:p>
+    <w:p>
+      <w:r>
+        <w:t>The source reference table links the document's major claims to the tracked files or validation evidence used to support them.</w:t>
       </w:r>
     </w:p>
     <w:tbl>
@@ -5191,6 +5286,11 @@
       </w:tr>
     </w:tbl>
     <w:p/>
+    <w:p>
+      <w:r>
+        <w:t>These references provide traceability for technical claims. They are intended to support maintenance and verification without exposing secrets or local runtime state.</w:t>
+      </w:r>
+    </w:p>
     <w:sectPr>
       <w:footerReference w:type="default" r:id="rId12"/>
       <w:pgSz w:w="12240" w:h="15840"/>
